--- a/downloads/student/ai-4-week-22.docx
+++ b/downloads/student/ai-4-week-22.docx
@@ -1704,6 +1704,16 @@
     <w:p>
       <w:r>
         <w:t>An exact fit to three toy pairs does not establish a biological growth law or justify long-range extrapolation.</w:t>
+      </w:r>
+    </w:p>
+    <w:p>
+      <w:r>
+        <w:t>Read the labelled picture: May day3’s evaluation label choose the candidate line? Point to the relevant step in the picture, then write the changed result and the rule or evidence that supports it.</w:t>
+      </w:r>
+    </w:p>
+    <w:p>
+      <w:r>
+        <w:t>Change one thing: Evaluation observation becomes8 instead of6. Predict the result before checking the explanation. What remains the same?</w:t>
       </w:r>
     </w:p>
     <w:p>
@@ -3949,6 +3959,187 @@
     <w:p>
       <w:r>
         <w:t>________________________________________________________________</w:t>
+      </w:r>
+    </w:p>
+    <w:p>
+      <w:pPr>
+        <w:pStyle w:val="Heading1"/>
+      </w:pPr>
+      <w:r>
+        <w:t>16. Your lesson route</w:t>
+      </w:r>
+    </w:p>
+    <w:p>
+      <w:r>
+        <w:t>Start with this question: Fit a toy growth line from training pairs, then leave evaluation labels out of fitting.</w:t>
+      </w:r>
+    </w:p>
+    <w:tbl>
+      <w:tblPr>
+        <w:tblStyle w:val="LightShading-Accent1"/>
+        <w:tblW w:type="auto" w:w="0"/>
+        <w:tblLook w:firstColumn="1" w:firstRow="1" w:lastColumn="0" w:lastRow="0" w:noHBand="0" w:noVBand="1" w:val="04A0"/>
+      </w:tblPr>
+      <w:tblGrid>
+        <w:gridCol w:w="5112"/>
+        <w:gridCol w:w="5112"/>
+      </w:tblGrid>
+      <w:tr>
+        <w:trPr>
+          <w:tblHeader/>
+        </w:trPr>
+        <w:tc>
+          <w:tcPr>
+            <w:tcW w:type="dxa" w:w="5112"/>
+          </w:tcPr>
+          <w:p>
+            <w:r>
+              <w:t>By the end, I can</w:t>
+            </w:r>
+          </w:p>
+        </w:tc>
+        <w:tc>
+          <w:tcPr>
+            <w:tcW w:type="dxa" w:w="5112"/>
+          </w:tcPr>
+          <w:p>
+            <w:r>
+              <w:t>How I will show it</w:t>
+            </w:r>
+          </w:p>
+        </w:tc>
+      </w:tr>
+      <w:tr>
+        <w:tc>
+          <w:tcPr>
+            <w:tcW w:type="dxa" w:w="5112"/>
+          </w:tcPr>
+          <w:p>
+            <w:r>
+              <w:t>Fit a line from a declared training candidate set</w:t>
+            </w:r>
+          </w:p>
+        </w:tc>
+        <w:tc>
+          <w:tcPr>
+            <w:tcW w:type="dxa" w:w="5112"/>
+          </w:tcPr>
+          <w:p>
+            <w:r>
+              <w:t>Explain the deciding step, show a trace or test, and state one limit.</w:t>
+            </w:r>
+          </w:p>
+        </w:tc>
+      </w:tr>
+      <w:tr>
+        <w:tc>
+          <w:tcPr>
+            <w:tcW w:type="dxa" w:w="5112"/>
+          </w:tcPr>
+          <w:p>
+            <w:r>
+              <w:t>Separate training loss from validation comparison</w:t>
+            </w:r>
+          </w:p>
+        </w:tc>
+        <w:tc>
+          <w:tcPr>
+            <w:tcW w:type="dxa" w:w="5112"/>
+          </w:tcPr>
+          <w:p>
+            <w:r>
+              <w:t>Explain the deciding step, show a trace or test, and state one limit.</w:t>
+            </w:r>
+          </w:p>
+        </w:tc>
+      </w:tr>
+      <w:tr>
+        <w:tc>
+          <w:tcPr>
+            <w:tcW w:type="dxa" w:w="5112"/>
+          </w:tcPr>
+          <w:p>
+            <w:r>
+              <w:t>Interpret slope and intercept with units</w:t>
+            </w:r>
+          </w:p>
+        </w:tc>
+        <w:tc>
+          <w:tcPr>
+            <w:tcW w:type="dxa" w:w="5112"/>
+          </w:tcPr>
+          <w:p>
+            <w:r>
+              <w:t>Explain the deciding step, show a trace or test, and state one limit.</w:t>
+            </w:r>
+          </w:p>
+        </w:tc>
+      </w:tr>
+    </w:tbl>
+    <w:p>
+      <w:r>
+        <w:t>Remember → watch and explain → try with help → investigate → try independently → keep project evidence. Your teacher may spread this lesson across several classes.</w:t>
+      </w:r>
+    </w:p>
+    <w:p>
+      <w:r>
+        <w:t>Keep your first prediction. Compare it with what the evidence shows and explain any change.</w:t>
+      </w:r>
+    </w:p>
+    <w:p>
+      <w:pPr>
+        <w:pStyle w:val="Heading1"/>
+      </w:pPr>
+      <w:r>
+        <w:t>17. Finish and return</w:t>
+      </w:r>
+    </w:p>
+    <w:p>
+      <w:r>
+        <w:t>Close your notes. Explain this goal in your own words: Fit a line from a declared training candidate set</w:t>
+      </w:r>
+    </w:p>
+    <w:p>
+      <w:pPr>
+        <w:pStyle w:val="Heading3"/>
+      </w:pPr>
+      <w:r>
+        <w:t>My deciding step, evidence and one remaining question</w:t>
+      </w:r>
+    </w:p>
+    <w:p>
+      <w:r>
+        <w:t>________________________________________________________________</w:t>
+      </w:r>
+    </w:p>
+    <w:p>
+      <w:r>
+        <w:t>________________________________________________________________</w:t>
+      </w:r>
+    </w:p>
+    <w:p>
+      <w:r>
+        <w:t>________________________________________________________________</w:t>
+      </w:r>
+    </w:p>
+    <w:p>
+      <w:r>
+        <w:t>________________________________________________________________</w:t>
+      </w:r>
+    </w:p>
+    <w:p>
+      <w:r>
+        <w:t>________________________________________________________________</w:t>
+      </w:r>
+    </w:p>
+    <w:p>
+      <w:r>
+        <w:t>If you are unsure, return to the worked picture and explain one arrow. If you are ready, change an input or assumption and justify your prediction.</w:t>
+      </w:r>
+    </w:p>
+    <w:p>
+      <w:r>
+        <w:t>Save your workbook evidence. At the next review, try a different case before opening your old answer.</w:t>
       </w:r>
     </w:p>
     <w:sectPr>

--- a/downloads/student/ai-4-week-22.docx
+++ b/downloads/student/ai-4-week-22.docx
@@ -4140,6 +4140,215 @@
     <w:p>
       <w:r>
         <w:t>Save your workbook evidence. At the next review, try a different case before opening your old answer.</w:t>
+      </w:r>
+    </w:p>
+    <w:p>
+      <w:pPr>
+        <w:pStyle w:val="Heading1"/>
+      </w:pPr>
+      <w:r>
+        <w:t>18. Supported practice, repair and portfolio</w:t>
+      </w:r>
+    </w:p>
+    <w:p>
+      <w:r>
+        <w:t>Use this supported practice once, in the browser or on paper. Keep the reserved independent assessment for a separate first attempt before teacher feedback.</w:t>
+      </w:r>
+    </w:p>
+    <w:p>
+      <w:r>
+        <w:t>Fit a toy growth line from training pairs, then leave evaluation labels out of fitting.</w:t>
+      </w:r>
+    </w:p>
+    <w:p>
+      <w:pPr>
+        <w:pStyle w:val="Heading3"/>
+      </w:pPr>
+      <w:r>
+        <w:t>Practice 1: explain the deciding evidence</w:t>
+      </w:r>
+    </w:p>
+    <w:p>
+      <w:r>
+        <w:t>Which labelled step matches this detail? At day3 predict7 versus observed6: absolute error1 cm.</w:t>
+      </w:r>
+    </w:p>
+    <w:p>
+      <w:r>
+        <w:t>1. Select line</w:t>
+      </w:r>
+    </w:p>
+    <w:p>
+      <w:r>
+        <w:t>2. Calculate training fit</w:t>
+      </w:r>
+    </w:p>
+    <w:p>
+      <w:r>
+        <w:t>3. Evaluate once</w:t>
+      </w:r>
+    </w:p>
+    <w:p>
+      <w:pPr>
+        <w:pStyle w:val="Heading3"/>
+      </w:pPr>
+      <w:r>
+        <w:t>My selected conclusion, deciding fact and explanation</w:t>
+      </w:r>
+    </w:p>
+    <w:p>
+      <w:r>
+        <w:t>________________________________________________________________</w:t>
+      </w:r>
+    </w:p>
+    <w:p>
+      <w:r>
+        <w:t>________________________________________________________________</w:t>
+      </w:r>
+    </w:p>
+    <w:p>
+      <w:r>
+        <w:t>________________________________________________________________</w:t>
+      </w:r>
+    </w:p>
+    <w:p>
+      <w:r>
+        <w:t>________________________________________________________________</w:t>
+      </w:r>
+    </w:p>
+    <w:p>
+      <w:r>
+        <w:t>________________________________________________________________</w:t>
+      </w:r>
+    </w:p>
+    <w:p>
+      <w:r>
+        <w:t>Hint if needed: Read the steps in the pictorial case. Match the supplied detail to the stage that performs or records it.</w:t>
+      </w:r>
+    </w:p>
+    <w:p>
+      <w:r>
+        <w:t>After your attempt, compare with the supported explanation: Evaluate once At day3 predict7 versus observed6: absolute error1 cm. Read the picture in order. At day3 predict7 versus observed6: absolute error1 cm. The arrows show which recorded input or intermediate result each decision uses. Explain the deciding step aloud before checking the changed case; pointing to the final answer alone does not show how it follows.</w:t>
+      </w:r>
+    </w:p>
+    <w:p>
+      <w:pPr>
+        <w:pStyle w:val="Heading3"/>
+      </w:pPr>
+      <w:r>
+        <w:t>Practice 2: explain the deciding evidence</w:t>
+      </w:r>
+    </w:p>
+    <w:p>
+      <w:r>
+        <w:t>Changed-case practice: Evaluation observation becomes8 instead of6. Which conclusion is supported by the supplied facts?</w:t>
+      </w:r>
+    </w:p>
+    <w:p>
+      <w:r>
+        <w:t>1. We can decide the result without examining the changed input or the procedure.</w:t>
+      </w:r>
+    </w:p>
+    <w:p>
+      <w:r>
+        <w:t>2. This one example guarantees correct results for every future input.</w:t>
+      </w:r>
+    </w:p>
+    <w:p>
+      <w:r>
+        <w:t>3. Absolute evaluation error stays1 cm, but residual changes from-1 to+1.</w:t>
+      </w:r>
+    </w:p>
+    <w:p>
+      <w:pPr>
+        <w:pStyle w:val="Heading3"/>
+      </w:pPr>
+      <w:r>
+        <w:t>My selected conclusion, deciding fact and explanation</w:t>
+      </w:r>
+    </w:p>
+    <w:p>
+      <w:r>
+        <w:t>________________________________________________________________</w:t>
+      </w:r>
+    </w:p>
+    <w:p>
+      <w:r>
+        <w:t>________________________________________________________________</w:t>
+      </w:r>
+    </w:p>
+    <w:p>
+      <w:r>
+        <w:t>________________________________________________________________</w:t>
+      </w:r>
+    </w:p>
+    <w:p>
+      <w:r>
+        <w:t>________________________________________________________________</w:t>
+      </w:r>
+    </w:p>
+    <w:p>
+      <w:r>
+        <w:t>________________________________________________________________</w:t>
+      </w:r>
+    </w:p>
+    <w:p>
+      <w:r>
+        <w:t>Hint if needed: Use the changed condition and the deciding step in the pictorial trace. The answer must say what follows from those facts.</w:t>
+      </w:r>
+    </w:p>
+    <w:p>
+      <w:r>
+        <w:t>After your attempt, compare with the supported explanation: Absolute evaluation error stays1 cm, but residual changes from-1 to+1. Prediction7 remains frozen; changed observation8 reverses the error direction.</w:t>
+      </w:r>
+    </w:p>
+    <w:p>
+      <w:pPr>
+        <w:pStyle w:val="Heading3"/>
+      </w:pPr>
+      <w:r>
+        <w:t>Repair a missing building block</w:t>
+      </w:r>
+    </w:p>
+    <w:p>
+      <w:r>
+        <w:t>Review Absolute Error and MAE (ai-4/21). Goal: Calculate MAE MSE and RMSE. Short practice: Why is quoting MSE as4.67 cm misleading? Point to the relevant step in the picture, then write the changed result and the rule or evidence that supports it.. Return to this week and explain what you changed.</w:t>
+      </w:r>
+    </w:p>
+    <w:p>
+      <w:r>
+        <w:t>Review Regression and Residuals (ai-4/19). Goal: Distinguish numeric prediction from classification. Short practice: Which statistic reveals the size of errors without cancellation? Point to the relevant step in the picture, then write the changed result and the rule or evidence that supports it.. Return to this week and explain what you changed.</w:t>
+      </w:r>
+    </w:p>
+    <w:p>
+      <w:r>
+        <w:t>Review Accuracy and Imbalance (ai-4/16). Goal: Explain why overall accuracy can hide failure on a less common class. Short practice: Why can the 90% baseline still be unsuitable for a detection task? Point to the relevant step in the picture, then write the changed result and the rule or evidence that supports it.. Return to this week and explain what you changed.</w:t>
+      </w:r>
+    </w:p>
+    <w:p>
+      <w:pPr>
+        <w:pStyle w:val="Heading3"/>
+      </w:pPr>
+      <w:r>
+        <w:t>Predict, run and debug</w:t>
+      </w:r>
+    </w:p>
+    <w:p>
+      <w:r>
+        <w:t>The browser lab lets you edit the supported Python examples already included in this lesson. Predict first, run, inspect the actual output or error, change one input, then run again. Keep code, predictions, actual results and a reasoned revision together. On paper, label your result as a trace rather than an execution.</w:t>
+      </w:r>
+    </w:p>
+    <w:p>
+      <w:pPr>
+        <w:pStyle w:val="Heading3"/>
+      </w:pPr>
+      <w:r>
+        <w:t>Keep your completed work</w:t>
+      </w:r>
+    </w:p>
+    <w:p>
+      <w:r>
+        <w:t>Use Download completed work in the hosted lesson to export your answers, reflections, practice feedback and code-run evidence. Open the HTML copy to read or print it. Drafts stay in this browser when storage is available; clear drafts on a shared device.</w:t>
       </w:r>
     </w:p>
     <w:sectPr>

--- a/downloads/student/ai-4-week-22.docx
+++ b/downloads/student/ai-4-week-22.docx
@@ -42,6 +42,11 @@
       </w:r>
     </w:p>
     <w:p>
+      <w:r>
+        <w:t>Start with the target: Fit a line from a declared training candidate set. Try the recall before opening notes.</w:t>
+      </w:r>
+    </w:p>
+    <w:p>
       <w:pPr>
         <w:pStyle w:val="Heading3"/>
       </w:pPr>
@@ -50,18 +55,96 @@
       </w:r>
     </w:p>
     <w:p>
-      <w:r>
-        <w:t>I can fit a line from a declared training candidate set.</w:t>
-      </w:r>
-    </w:p>
-    <w:p>
-      <w:r>
-        <w:t>I can separate training loss from validation comparison.</w:t>
-      </w:r>
-    </w:p>
-    <w:p>
-      <w:r>
-        <w:t>I can interpret slope and intercept with units.</w:t>
+      <w:pPr>
+        <w:spacing w:line="336" w:lineRule="auto" w:after="180"/>
+      </w:pPr>
+      <w:r>
+        <w:rPr>
+          <w:b w:val="0"/>
+        </w:rPr>
+        <w:t xml:space="preserve">I can fit a line from a declared </w:t>
+      </w:r>
+      <w:r>
+        <w:rPr>
+          <w:b/>
+        </w:rPr>
+        <w:t>training</w:t>
+      </w:r>
+      <w:r>
+        <w:rPr>
+          <w:b w:val="0"/>
+        </w:rPr>
+        <w:t xml:space="preserve"> </w:t>
+      </w:r>
+      <w:r>
+        <w:rPr>
+          <w:b/>
+        </w:rPr>
+        <w:t>candidate set</w:t>
+      </w:r>
+      <w:r>
+        <w:rPr>
+          <w:b w:val="0"/>
+        </w:rPr>
+        <w:t>.</w:t>
+      </w:r>
+    </w:p>
+    <w:p>
+      <w:pPr>
+        <w:spacing w:line="336" w:lineRule="auto" w:after="180"/>
+      </w:pPr>
+      <w:r>
+        <w:rPr>
+          <w:b w:val="0"/>
+        </w:rPr>
+        <w:t xml:space="preserve">I can separate </w:t>
+      </w:r>
+      <w:r>
+        <w:rPr>
+          <w:b/>
+        </w:rPr>
+        <w:t>training</w:t>
+      </w:r>
+      <w:r>
+        <w:rPr>
+          <w:b w:val="0"/>
+        </w:rPr>
+        <w:t xml:space="preserve"> loss from validation comparison.</w:t>
+      </w:r>
+    </w:p>
+    <w:p>
+      <w:pPr>
+        <w:spacing w:line="336" w:lineRule="auto" w:after="180"/>
+      </w:pPr>
+      <w:r>
+        <w:rPr>
+          <w:b w:val="0"/>
+        </w:rPr>
+        <w:t xml:space="preserve">I can interpret </w:t>
+      </w:r>
+      <w:r>
+        <w:rPr>
+          <w:b/>
+        </w:rPr>
+        <w:t>slope</w:t>
+      </w:r>
+      <w:r>
+        <w:rPr>
+          <w:b w:val="0"/>
+        </w:rPr>
+        <w:t xml:space="preserve"> and </w:t>
+      </w:r>
+      <w:r>
+        <w:rPr>
+          <w:b/>
+        </w:rPr>
+        <w:t>intercept</w:t>
+      </w:r>
+      <w:r>
+        <w:rPr>
+          <w:b w:val="0"/>
+        </w:rPr>
+        <w:t xml:space="preserve"> with units.</w:t>
       </w:r>
     </w:p>
     <w:p>
@@ -73,32 +156,80 @@
       </w:r>
     </w:p>
     <w:p>
-      <w:r>
+      <w:pPr>
+        <w:spacing w:line="336" w:lineRule="auto" w:after="180"/>
+      </w:pPr>
+      <w:r>
+        <w:rPr>
+          <w:b w:val="0"/>
+        </w:rPr>
         <w:t>Close your notes first. A rough first answer helps us choose the right starting point; it is not a score for your ability.</w:t>
       </w:r>
     </w:p>
     <w:p>
-      <w:r>
+      <w:pPr>
+        <w:spacing w:line="336" w:lineRule="auto" w:after="180"/>
+      </w:pPr>
+      <w:r>
+        <w:rPr>
+          <w:b w:val="0"/>
+        </w:rPr>
         <w:t>Without opening the old lesson, explain one key idea from Absolute Error and MAE. Give an example and a mistake that the idea helps you avoid.</w:t>
       </w:r>
     </w:p>
     <w:p>
-      <w:r>
+      <w:pPr>
+        <w:spacing w:line="336" w:lineRule="auto" w:after="180"/>
+      </w:pPr>
+      <w:r>
+        <w:rPr>
+          <w:b w:val="0"/>
+        </w:rPr>
         <w:t>Without opening the old lesson, explain one key idea from Regression and Residuals. Give an example and a mistake that the idea helps you avoid.</w:t>
       </w:r>
     </w:p>
     <w:p>
-      <w:r>
+      <w:pPr>
+        <w:spacing w:line="336" w:lineRule="auto" w:after="180"/>
+      </w:pPr>
+      <w:r>
+        <w:rPr>
+          <w:b w:val="0"/>
+        </w:rPr>
         <w:t>Without opening the old lesson, explain one key idea from Accuracy and Imbalance. Give an example and a mistake that the idea helps you avoid.</w:t>
       </w:r>
     </w:p>
     <w:p>
-      <w:r>
-        <w:t>After trying, check the relevant lesson or ask your teacher. Change the part of your explanation that the evidence shows was wrong.</w:t>
-      </w:r>
-    </w:p>
-    <w:p>
-      <w:r>
+      <w:pPr>
+        <w:spacing w:line="336" w:lineRule="auto" w:after="180"/>
+      </w:pPr>
+      <w:r>
+        <w:rPr>
+          <w:b w:val="0"/>
+        </w:rPr>
+        <w:t xml:space="preserve">After trying, check the relevant lesson or ask your teacher. Change the part of your explanation that the </w:t>
+      </w:r>
+      <w:r>
+        <w:rPr>
+          <w:b/>
+        </w:rPr>
+        <w:t>evidence</w:t>
+      </w:r>
+      <w:r>
+        <w:rPr>
+          <w:b w:val="0"/>
+        </w:rPr>
+        <w:t xml:space="preserve"> shows was wrong.</w:t>
+      </w:r>
+    </w:p>
+    <w:p>
+      <w:pPr>
+        <w:spacing w:line="336" w:lineRule="auto" w:after="180"/>
+      </w:pPr>
+      <w:r>
+        <w:rPr>
+          <w:b w:val="0"/>
+        </w:rPr>
         <w:t>A fitted relationship should be interpreted, tested on unseen values, and compared with a simple baseline.</w:t>
       </w:r>
     </w:p>
@@ -139,12 +270,57 @@
       </w:r>
     </w:p>
     <w:p>
-      <w:r>
-        <w:t>LEARNING TARGET  Training points (x,y)=(1,3),(2,5),(3,7). Compare y=x+1 and y=2x+1 by training MAE; select one, then predict held-out x=4, actual=10. Explain what was fitted.</w:t>
-      </w:r>
-    </w:p>
-    <w:p>
-      <w:r>
+      <w:pPr>
+        <w:pStyle w:val="Heading3"/>
+      </w:pPr>
+      <w:r>
+        <w:t>Your target</w:t>
+      </w:r>
+    </w:p>
+    <w:p>
+      <w:pPr>
+        <w:spacing w:line="336" w:lineRule="auto" w:after="180"/>
+        <w:shd w:fill="EDF7F3"/>
+      </w:pPr>
+      <w:r>
+        <w:rPr>
+          <w:b w:val="0"/>
+        </w:rPr>
+        <w:t xml:space="preserve">LEARNING TARGET  </w:t>
+      </w:r>
+      <w:r>
+        <w:rPr>
+          <w:b/>
+        </w:rPr>
+        <w:t>Training</w:t>
+      </w:r>
+      <w:r>
+        <w:rPr>
+          <w:b w:val="0"/>
+        </w:rPr>
+        <w:t xml:space="preserve"> points (x,y)=(1,3),(2,5),(3,7). Compare y=x+1 and y=2x+1 by </w:t>
+      </w:r>
+      <w:r>
+        <w:rPr>
+          <w:b/>
+        </w:rPr>
+        <w:t>training</w:t>
+      </w:r>
+      <w:r>
+        <w:rPr>
+          <w:b w:val="0"/>
+        </w:rPr>
+        <w:t xml:space="preserve"> MAE; select one, then predict held-out x=4, actual=10. Explain what was fitted.</w:t>
+      </w:r>
+    </w:p>
+    <w:p>
+      <w:pPr>
+        <w:spacing w:line="336" w:lineRule="auto" w:after="180"/>
+      </w:pPr>
+      <w:r>
+        <w:rPr>
+          <w:b w:val="0"/>
+        </w:rPr>
         <w:t>Builder name and experiment date:</w:t>
       </w:r>
     </w:p>
@@ -157,7 +333,14 @@
       </w:r>
     </w:p>
     <w:p>
-      <w:r>
+      <w:pPr>
+        <w:spacing w:line="336" w:lineRule="auto" w:after="180"/>
+        <w:shd w:fill="F5F1FB"/>
+      </w:pPr>
+      <w:r>
+        <w:rPr>
+          <w:b w:val="0"/>
+        </w:rPr>
         <w:t>How is MSE calculated?</w:t>
       </w:r>
     </w:p>
@@ -170,7 +353,13 @@
       </w:r>
     </w:p>
     <w:p>
-      <w:r>
+      <w:pPr>
+        <w:spacing w:line="336" w:lineRule="auto" w:after="180"/>
+      </w:pPr>
+      <w:r>
+        <w:rPr>
+          <w:b w:val="0"/>
+        </w:rPr>
         <w:t>By the end, I can explain train a regression model using a traced example and a stated limitation.</w:t>
       </w:r>
     </w:p>
@@ -184,6 +373,17 @@
     </w:p>
     <w:p>
       <w:r>
+        <w:t>Investigate the supplied Train a Regression Model case. Separate observations, given facts and assumptions before choosing an explanation.</w:t>
+      </w:r>
+    </w:p>
+    <w:p>
+      <w:pPr>
+        <w:spacing w:line="336" w:lineRule="auto" w:after="180"/>
+      </w:pPr>
+      <w:r>
+        <w:rPr>
+          <w:b/>
+        </w:rPr>
         <w:t>PICTURE ENTRY</w:t>
       </w:r>
     </w:p>
@@ -196,8 +396,26 @@
       </w:r>
     </w:p>
     <w:p>
-      <w:r>
-        <w:t>Begin with visible evidence; do not explain more than the picture and information support.</w:t>
+      <w:pPr>
+        <w:spacing w:line="336" w:lineRule="auto" w:after="180"/>
+      </w:pPr>
+      <w:r>
+        <w:rPr>
+          <w:b w:val="0"/>
+        </w:rPr>
+        <w:t xml:space="preserve">Begin with visible </w:t>
+      </w:r>
+      <w:r>
+        <w:rPr>
+          <w:b/>
+        </w:rPr>
+        <w:t>evidence</w:t>
+      </w:r>
+      <w:r>
+        <w:rPr>
+          <w:b w:val="0"/>
+        </w:rPr>
+        <w:t>; do not explain more than the picture and information support.</w:t>
       </w:r>
     </w:p>
     <w:p>
@@ -237,33 +455,138 @@
       </w:r>
     </w:p>
     <w:p>
-      <w:r>
-        <w:t>MYSTERY  The team must use train a regression model to solve a model-building problem. What information do they have? What important evidence is still missing?</w:t>
-      </w:r>
-    </w:p>
-    <w:p>
-      <w:r>
+      <w:pPr>
+        <w:pStyle w:val="Heading3"/>
+      </w:pPr>
+      <w:r>
+        <w:t>Start with this puzzle</w:t>
+      </w:r>
+    </w:p>
+    <w:p>
+      <w:pPr>
+        <w:spacing w:line="336" w:lineRule="auto" w:after="180"/>
+        <w:shd w:fill="F1F6FC"/>
+      </w:pPr>
+      <w:r>
+        <w:rPr>
+          <w:b w:val="0"/>
+        </w:rPr>
+        <w:t xml:space="preserve">MYSTERY  The team must use train a regression model to solve a model-building problem. What information do they have? What important </w:t>
+      </w:r>
+      <w:r>
+        <w:rPr>
+          <w:b/>
+        </w:rPr>
+        <w:t>evidence</w:t>
+      </w:r>
+      <w:r>
+        <w:rPr>
+          <w:b w:val="0"/>
+        </w:rPr>
+        <w:t xml:space="preserve"> is still missing?</w:t>
+      </w:r>
+    </w:p>
+    <w:p>
+      <w:pPr>
+        <w:spacing w:line="336" w:lineRule="auto" w:after="180"/>
+      </w:pPr>
+      <w:r>
+        <w:rPr>
+          <w:b w:val="0"/>
+        </w:rPr>
         <w:t>Name three visible details without interpreting them.</w:t>
       </w:r>
     </w:p>
     <w:p>
-      <w:r>
+      <w:pPr>
+        <w:spacing w:line="336" w:lineRule="auto" w:after="180"/>
+      </w:pPr>
+      <w:r>
+        <w:rPr>
+          <w:b w:val="0"/>
+        </w:rPr>
         <w:t>Predict the data, model, or evaluation decision being made.</w:t>
       </w:r>
     </w:p>
     <w:p>
-      <w:r>
+      <w:pPr>
+        <w:spacing w:line="336" w:lineRule="auto" w:after="180"/>
+      </w:pPr>
+      <w:r>
+        <w:rPr>
+          <w:b w:val="0"/>
+        </w:rPr>
         <w:t>Identify one hidden assumption that could change the result.</w:t>
       </w:r>
     </w:p>
     <w:p>
-      <w:r>
-        <w:t>State what evidence would confirm or reject your prediction.</w:t>
-      </w:r>
-    </w:p>
-    <w:p>
-      <w:r>
-        <w:t>My prediction and supporting evidence:</w:t>
+      <w:pPr>
+        <w:spacing w:line="336" w:lineRule="auto" w:after="180"/>
+      </w:pPr>
+      <w:r>
+        <w:rPr>
+          <w:b w:val="0"/>
+        </w:rPr>
+        <w:t xml:space="preserve">State what </w:t>
+      </w:r>
+      <w:r>
+        <w:rPr>
+          <w:b/>
+        </w:rPr>
+        <w:t>evidence</w:t>
+      </w:r>
+      <w:r>
+        <w:rPr>
+          <w:b w:val="0"/>
+        </w:rPr>
+        <w:t xml:space="preserve"> would confirm or reject your </w:t>
+      </w:r>
+      <w:r>
+        <w:rPr>
+          <w:b/>
+        </w:rPr>
+        <w:t>prediction</w:t>
+      </w:r>
+      <w:r>
+        <w:rPr>
+          <w:b w:val="0"/>
+        </w:rPr>
+        <w:t>.</w:t>
+      </w:r>
+    </w:p>
+    <w:p>
+      <w:pPr>
+        <w:spacing w:line="336" w:lineRule="auto" w:after="180"/>
+      </w:pPr>
+      <w:r>
+        <w:rPr>
+          <w:b w:val="0"/>
+        </w:rPr>
+        <w:t xml:space="preserve">My </w:t>
+      </w:r>
+      <w:r>
+        <w:rPr>
+          <w:b/>
+        </w:rPr>
+        <w:t>prediction</w:t>
+      </w:r>
+      <w:r>
+        <w:rPr>
+          <w:b w:val="0"/>
+        </w:rPr>
+        <w:t xml:space="preserve"> and supporting </w:t>
+      </w:r>
+      <w:r>
+        <w:rPr>
+          <w:b/>
+        </w:rPr>
+        <w:t>evidence</w:t>
+      </w:r>
+      <w:r>
+        <w:rPr>
+          <w:b w:val="0"/>
+        </w:rPr>
+        <w:t>:</w:t>
       </w:r>
     </w:p>
     <w:p>
@@ -275,13 +598,96 @@
       </w:r>
     </w:p>
     <w:p>
-      <w:r>
-        <w:t>A line predicts y as m*x+b. In this classroom search we compare a small declared set of slopes and intercepts; this is not a full least-squares solver over all possible lines. Use training error to choose a candidate, then freeze it before validation.</w:t>
-      </w:r>
-    </w:p>
-    <w:p>
-      <w:r>
-        <w:t>Use fictional classroom data throughout this investigation. Keep the task, units, reference labels and data split visible as you reason. Earlier weeks supplied the model-building process; this week examines fitting a line.</w:t>
+      <w:pPr>
+        <w:spacing w:line="336" w:lineRule="auto" w:after="180"/>
+      </w:pPr>
+      <w:r>
+        <w:rPr>
+          <w:b w:val="0"/>
+        </w:rPr>
+        <w:t xml:space="preserve">A line predicts y as m*x+b. In this classroom search we compare a small declared set of </w:t>
+      </w:r>
+      <w:r>
+        <w:rPr>
+          <w:b/>
+        </w:rPr>
+        <w:t>slope</w:t>
+      </w:r>
+      <w:r>
+        <w:rPr>
+          <w:b w:val="0"/>
+        </w:rPr>
+        <w:t xml:space="preserve">s and </w:t>
+      </w:r>
+      <w:r>
+        <w:rPr>
+          <w:b/>
+        </w:rPr>
+        <w:t>intercept</w:t>
+      </w:r>
+      <w:r>
+        <w:rPr>
+          <w:b w:val="0"/>
+        </w:rPr>
+        <w:t>s; this is not a full least-squares solver over all possible lines.</w:t>
+      </w:r>
+    </w:p>
+    <w:p>
+      <w:pPr>
+        <w:spacing w:line="336" w:lineRule="auto" w:after="180"/>
+      </w:pPr>
+      <w:r>
+        <w:rPr>
+          <w:b w:val="0"/>
+        </w:rPr>
+        <w:t xml:space="preserve">Use </w:t>
+      </w:r>
+      <w:r>
+        <w:rPr>
+          <w:b/>
+        </w:rPr>
+        <w:t>training</w:t>
+      </w:r>
+      <w:r>
+        <w:rPr>
+          <w:b w:val="0"/>
+        </w:rPr>
+        <w:t xml:space="preserve"> error to choose a candidate, then freeze it before validation.</w:t>
+      </w:r>
+    </w:p>
+    <w:p>
+      <w:pPr>
+        <w:spacing w:line="336" w:lineRule="auto" w:after="180"/>
+      </w:pPr>
+      <w:r>
+        <w:rPr>
+          <w:b w:val="0"/>
+        </w:rPr>
+        <w:t xml:space="preserve">Use fictional classroom data throughout this investigation. Keep the task, units, reference labels and data split visible as you reason. Earlier weeks supplied the model-building </w:t>
+      </w:r>
+      <w:r>
+        <w:rPr>
+          <w:b/>
+        </w:rPr>
+        <w:t>process</w:t>
+      </w:r>
+      <w:r>
+        <w:rPr>
+          <w:b w:val="0"/>
+        </w:rPr>
+        <w:t xml:space="preserve">; this week examines </w:t>
+      </w:r>
+      <w:r>
+        <w:rPr>
+          <w:b/>
+        </w:rPr>
+        <w:t>fitting</w:t>
+      </w:r>
+      <w:r>
+        <w:rPr>
+          <w:b w:val="0"/>
+        </w:rPr>
+        <w:t xml:space="preserve"> a line.</w:t>
       </w:r>
     </w:p>
     <w:p>
@@ -294,7 +700,24 @@
     </w:p>
     <w:p>
       <w:r>
-        <w:t>ML MECHANISM</w:t>
+        <w:t>Follow the mechanism for Train a Regression Model. Connect each labelled input, deciding step and result.</w:t>
+      </w:r>
+    </w:p>
+    <w:p>
+      <w:pPr>
+        <w:spacing w:line="336" w:lineRule="auto" w:after="180"/>
+      </w:pPr>
+      <w:r>
+        <w:rPr>
+          <w:b/>
+        </w:rPr>
+        <w:t xml:space="preserve">ML </w:t>
+      </w:r>
+      <w:r>
+        <w:rPr>
+          <w:b/>
+        </w:rPr>
+        <w:t>MECHANISM</w:t>
       </w:r>
     </w:p>
     <w:p>
@@ -306,7 +729,13 @@
       </w:r>
     </w:p>
     <w:p>
-      <w:r>
+      <w:pPr>
+        <w:spacing w:line="336" w:lineRule="auto" w:after="180"/>
+      </w:pPr>
+      <w:r>
+        <w:rPr>
+          <w:b w:val="0"/>
+        </w:rPr>
         <w:t>Trace the information, fitted behavior, and evaluation proof separately.</w:t>
       </w:r>
     </w:p>
@@ -419,41 +848,184 @@
       </w:r>
     </w:p>
     <w:p>
-      <w:r>
-        <w:t>QUESTION  Run a starter regression and explain slope, prediction, residual, and MAE.</w:t>
-      </w:r>
-    </w:p>
-    <w:p>
-      <w:r>
+      <w:pPr>
+        <w:pStyle w:val="Heading3"/>
+      </w:pPr>
+      <w:r>
+        <w:t>Question to explain</w:t>
+      </w:r>
+    </w:p>
+    <w:p>
+      <w:pPr>
+        <w:spacing w:line="336" w:lineRule="auto" w:after="180"/>
+        <w:shd w:fill="F5F1FB"/>
+      </w:pPr>
+      <w:r>
+        <w:rPr>
+          <w:b w:val="0"/>
+        </w:rPr>
+        <w:t xml:space="preserve">QUESTION  Run a starter regression and explain </w:t>
+      </w:r>
+      <w:r>
+        <w:rPr>
+          <w:b/>
+        </w:rPr>
+        <w:t>slope</w:t>
+      </w:r>
+      <w:r>
+        <w:rPr>
+          <w:b w:val="0"/>
+        </w:rPr>
+        <w:t xml:space="preserve">, </w:t>
+      </w:r>
+      <w:r>
+        <w:rPr>
+          <w:b/>
+        </w:rPr>
+        <w:t>prediction</w:t>
+      </w:r>
+      <w:r>
+        <w:rPr>
+          <w:b w:val="0"/>
+        </w:rPr>
+        <w:t>, residual, and MAE.</w:t>
+      </w:r>
+    </w:p>
+    <w:p>
+      <w:pPr>
+        <w:spacing w:line="336" w:lineRule="auto" w:after="180"/>
+      </w:pPr>
+      <w:r>
+        <w:rPr>
+          <w:b w:val="0"/>
+        </w:rPr>
         <w:t>MODEL IDEA  A fitted relationship should be interpreted, tested on unseen values, and compared with a simple baseline.</w:t>
       </w:r>
     </w:p>
     <w:p>
-      <w:r>
+      <w:pPr>
+        <w:spacing w:line="336" w:lineRule="auto" w:after="180"/>
+      </w:pPr>
+      <w:r>
+        <w:rPr>
+          <w:b w:val="0"/>
+        </w:rPr>
         <w:t>PROOF NEEDED  Use an unseen case, visible calculation, error analysis, and a stated limitation.</w:t>
       </w:r>
     </w:p>
     <w:p>
-      <w:r>
-        <w:t>UNDER THE HOOD  Model predicts height = 4 + 2 × weeks. Slope 2 means two predicted centimeters per additional week in this data range.</w:t>
-      </w:r>
-    </w:p>
-    <w:p>
-      <w:r>
-        <w:t>Draw a fresh data → model → prediction → evaluation trace:</w:t>
-      </w:r>
-    </w:p>
-    <w:p>
       <w:pPr>
         <w:pStyle w:val="Heading3"/>
       </w:pPr>
       <w:r>
+        <w:t>How the mechanism works</w:t>
+      </w:r>
+    </w:p>
+    <w:p>
+      <w:pPr>
+        <w:spacing w:line="336" w:lineRule="auto" w:after="180"/>
+        <w:shd w:fill="F1F6F8"/>
+      </w:pPr>
+      <w:r>
+        <w:rPr>
+          <w:b w:val="0"/>
+        </w:rPr>
+        <w:t xml:space="preserve">UNDER THE HOOD  Model predicts height = 4 + 2 × weeks. </w:t>
+      </w:r>
+      <w:r>
+        <w:rPr>
+          <w:b/>
+        </w:rPr>
+        <w:t>Slope</w:t>
+      </w:r>
+      <w:r>
+        <w:rPr>
+          <w:b w:val="0"/>
+        </w:rPr>
+        <w:t xml:space="preserve"> 2 means two predicted centimeters per additional week in this data range.</w:t>
+      </w:r>
+    </w:p>
+    <w:p>
+      <w:pPr>
+        <w:spacing w:line="336" w:lineRule="auto" w:after="180"/>
+      </w:pPr>
+      <w:r>
+        <w:rPr>
+          <w:b w:val="0"/>
+        </w:rPr>
+        <w:t xml:space="preserve">Draw a fresh data → model → </w:t>
+      </w:r>
+      <w:r>
+        <w:rPr>
+          <w:b/>
+        </w:rPr>
+        <w:t>prediction</w:t>
+      </w:r>
+      <w:r>
+        <w:rPr>
+          <w:b w:val="0"/>
+        </w:rPr>
+        <w:t xml:space="preserve"> → evaluation trace:</w:t>
+      </w:r>
+    </w:p>
+    <w:p>
+      <w:pPr>
+        <w:pStyle w:val="Heading3"/>
+      </w:pPr>
+      <w:r>
         <w:t>A closer explanation</w:t>
       </w:r>
     </w:p>
     <w:p>
-      <w:r>
-        <w:t>Training pairs are (0, 1),(1, 3),(2, 5). Candidate A has m 1 b 1, B m 2 b 0, C m 2 b 1. Predictions are A [1, 2, 3], B [0, 2, 4], C [1, 3, 5]. Training squared-error sums are 5, 3, 0 respectively, so choose C. Ties would use the earlier listed candidate.</w:t>
+      <w:pPr>
+        <w:spacing w:line="336" w:lineRule="auto" w:after="180"/>
+      </w:pPr>
+      <w:r>
+        <w:rPr>
+          <w:b/>
+        </w:rPr>
+        <w:t>Training</w:t>
+      </w:r>
+      <w:r>
+        <w:rPr>
+          <w:b w:val="0"/>
+        </w:rPr>
+        <w:t xml:space="preserve"> pairs are (0, 1),(1, 3),(2, 5). Candidate A has m 1 b 1, B m 2 b 0, C m 2 b 1. </w:t>
+      </w:r>
+      <w:r>
+        <w:rPr>
+          <w:b/>
+        </w:rPr>
+        <w:t>Prediction</w:t>
+      </w:r>
+      <w:r>
+        <w:rPr>
+          <w:b w:val="0"/>
+        </w:rPr>
+        <w:t xml:space="preserve">s are A [1, 2, 3], B [0, 2, 4], C [1, 3, 5]. </w:t>
+      </w:r>
+      <w:r>
+        <w:rPr>
+          <w:b/>
+        </w:rPr>
+        <w:t>Training</w:t>
+      </w:r>
+      <w:r>
+        <w:rPr>
+          <w:b w:val="0"/>
+        </w:rPr>
+        <w:t xml:space="preserve"> squared-error sums are 5, 3, 0 respectively, so choose C.</w:t>
+      </w:r>
+    </w:p>
+    <w:p>
+      <w:pPr>
+        <w:spacing w:line="336" w:lineRule="auto" w:after="180"/>
+      </w:pPr>
+      <w:r>
+        <w:rPr>
+          <w:b w:val="0"/>
+        </w:rPr>
+        <w:t>Ties would use the earlier listed candidate.</w:t>
       </w:r>
     </w:p>
     <w:p>
@@ -482,8 +1054,38 @@
       </w:r>
     </w:p>
     <w:p>
-      <w:r>
-        <w:t>Trace the calculation on paper before running this optional Python check. Use the stated fictional inputs and compare intermediate values. The code checks this example; your independent workbook case uses different evidence.</w:t>
+      <w:pPr>
+        <w:spacing w:line="336" w:lineRule="auto" w:after="180"/>
+      </w:pPr>
+      <w:r>
+        <w:rPr>
+          <w:b w:val="0"/>
+        </w:rPr>
+        <w:t xml:space="preserve">Trace the calculation on paper before running this optional Python check. Use the stated fictional </w:t>
+      </w:r>
+      <w:r>
+        <w:rPr>
+          <w:b/>
+        </w:rPr>
+        <w:t>input</w:t>
+      </w:r>
+      <w:r>
+        <w:rPr>
+          <w:b w:val="0"/>
+        </w:rPr>
+        <w:t xml:space="preserve">s and compare intermediate values. The code checks this example; your independent workbook case uses different </w:t>
+      </w:r>
+      <w:r>
+        <w:rPr>
+          <w:b/>
+        </w:rPr>
+        <w:t>evidence</w:t>
+      </w:r>
+      <w:r>
+        <w:rPr>
+          <w:b w:val="0"/>
+        </w:rPr>
+        <w:t>.</w:t>
       </w:r>
     </w:p>
     <w:p>
@@ -495,8 +1097,26 @@
       </w:r>
     </w:p>
     <w:p>
-      <w:r>
-        <w:t>Point to the input, the deciding step and the result in this week’s visual. Explain the same step in ordinary words. A picture helps when you can say what each part represents.</w:t>
+      <w:pPr>
+        <w:spacing w:line="336" w:lineRule="auto" w:after="180"/>
+      </w:pPr>
+      <w:r>
+        <w:rPr>
+          <w:b w:val="0"/>
+        </w:rPr>
+        <w:t xml:space="preserve">Point to the </w:t>
+      </w:r>
+      <w:r>
+        <w:rPr>
+          <w:b/>
+        </w:rPr>
+        <w:t>input</w:t>
+      </w:r>
+      <w:r>
+        <w:rPr>
+          <w:b w:val="0"/>
+        </w:rPr>
+        <w:t>, the deciding step and the result in this week’s visual. Explain the same step in ordinary words. A picture helps when you can say what each part represents.</w:t>
       </w:r>
     </w:p>
     <w:p>
@@ -509,6 +1129,17 @@
     </w:p>
     <w:p>
       <w:r>
+        <w:t>Compare the supplied cases for Train a Regression Model. Identify the detail that changes the conclusion.</w:t>
+      </w:r>
+    </w:p>
+    <w:p>
+      <w:pPr>
+        <w:spacing w:line="336" w:lineRule="auto" w:after="180"/>
+      </w:pPr>
+      <w:r>
+        <w:rPr>
+          <w:b/>
+        </w:rPr>
         <w:t>EVALUATION DESIGN</w:t>
       </w:r>
     </w:p>
@@ -521,7 +1152,13 @@
       </w:r>
     </w:p>
     <w:p>
-      <w:r>
+      <w:pPr>
+        <w:spacing w:line="336" w:lineRule="auto" w:after="180"/>
+      </w:pPr>
+      <w:r>
+        <w:rPr>
+          <w:b w:val="0"/>
+        </w:rPr>
         <w:t>A system is not understood until it survives more than one comfortable example.</w:t>
       </w:r>
     </w:p>
@@ -670,32 +1307,103 @@
       </w:r>
     </w:p>
     <w:p>
-      <w:r>
+      <w:pPr>
+        <w:spacing w:line="336" w:lineRule="auto" w:after="180"/>
+      </w:pPr>
+      <w:r>
+        <w:rPr>
+          <w:b w:val="0"/>
+        </w:rPr>
         <w:t>NORMAL  Expected data and expected behavior.</w:t>
       </w:r>
     </w:p>
     <w:p>
-      <w:r>
-        <w:t>BOUNDARY  Value close to a threshold, ambiguous label, or uncertain prediction.</w:t>
-      </w:r>
-    </w:p>
-    <w:p>
-      <w:r>
+      <w:pPr>
+        <w:pStyle w:val="Heading3"/>
+      </w:pPr>
+      <w:r>
+        <w:t>Keep this boundary clear</w:t>
+      </w:r>
+    </w:p>
+    <w:p>
+      <w:pPr>
+        <w:spacing w:line="336" w:lineRule="auto" w:after="180"/>
+        <w:shd w:fill="FFF5E6"/>
+      </w:pPr>
+      <w:r>
+        <w:rPr>
+          <w:b w:val="0"/>
+        </w:rPr>
+        <w:t xml:space="preserve">BOUNDARY  Value close to a threshold, ambiguous label, or uncertain </w:t>
+      </w:r>
+      <w:r>
+        <w:rPr>
+          <w:b/>
+        </w:rPr>
+        <w:t>prediction</w:t>
+      </w:r>
+      <w:r>
+        <w:rPr>
+          <w:b w:val="0"/>
+        </w:rPr>
+        <w:t>.</w:t>
+      </w:r>
+    </w:p>
+    <w:p>
+      <w:pPr>
+        <w:spacing w:line="336" w:lineRule="auto" w:after="180"/>
+      </w:pPr>
+      <w:r>
+        <w:rPr>
+          <w:b w:val="0"/>
+        </w:rPr>
         <w:t>MISSING  Necessary field, label, source, or measurement is unavailable.</w:t>
       </w:r>
     </w:p>
     <w:p>
-      <w:r>
+      <w:pPr>
+        <w:spacing w:line="336" w:lineRule="auto" w:after="180"/>
+      </w:pPr>
+      <w:r>
+        <w:rPr>
+          <w:b w:val="0"/>
+        </w:rPr>
         <w:t>SHIFTED  New lighting, species, device, subgroup, or time condition.</w:t>
       </w:r>
     </w:p>
     <w:p>
-      <w:r>
-        <w:t>RELEASE RULE  Passing one case never proves generalization. Predefine expected behavior for all four categories.</w:t>
-      </w:r>
-    </w:p>
-    <w:p>
-      <w:r>
+      <w:pPr>
+        <w:spacing w:line="336" w:lineRule="auto" w:after="180"/>
+        <w:shd w:fill="FFF5E6"/>
+      </w:pPr>
+      <w:r>
+        <w:rPr>
+          <w:b w:val="0"/>
+        </w:rPr>
+        <w:t xml:space="preserve">RELEASE RULE  Passing one case never proves </w:t>
+      </w:r>
+      <w:r>
+        <w:rPr>
+          <w:b/>
+        </w:rPr>
+        <w:t>generalization</w:t>
+      </w:r>
+      <w:r>
+        <w:rPr>
+          <w:b w:val="0"/>
+        </w:rPr>
+        <w:t>. Predefine expected behavior for all four categories.</w:t>
+      </w:r>
+    </w:p>
+    <w:p>
+      <w:pPr>
+        <w:spacing w:line="336" w:lineRule="auto" w:after="180"/>
+        <w:shd w:fill="F5F1FB"/>
+      </w:pPr>
+      <w:r>
+        <w:rPr>
+          <w:b w:val="0"/>
+        </w:rPr>
         <w:t>Which case most threatens today's claim, and why?</w:t>
       </w:r>
     </w:p>
@@ -708,18 +1416,105 @@
       </w:r>
     </w:p>
     <w:p>
-      <w:r>
-        <w:t>Change: Evaluation observation becomes8 instead of6.</w:t>
-      </w:r>
-    </w:p>
-    <w:p>
-      <w:r>
-        <w:t>Prediction: Absolute evaluation error stays1 cm, but residual changes from-1 to+1.</w:t>
-      </w:r>
-    </w:p>
-    <w:p>
-      <w:r>
-        <w:t>Reason: Prediction7 remains frozen; changed observation8 reverses the error direction.</w:t>
+      <w:pPr>
+        <w:pStyle w:val="Heading3"/>
+      </w:pPr>
+      <w:r>
+        <w:t>Change one thing</w:t>
+      </w:r>
+    </w:p>
+    <w:p>
+      <w:pPr>
+        <w:spacing w:line="336" w:lineRule="auto" w:after="180"/>
+        <w:shd w:fill="F5F1FB"/>
+      </w:pPr>
+      <w:r>
+        <w:rPr>
+          <w:b w:val="0"/>
+        </w:rPr>
+        <w:t xml:space="preserve">Change: Evaluation </w:t>
+      </w:r>
+      <w:r>
+        <w:rPr>
+          <w:b/>
+        </w:rPr>
+        <w:t>observation</w:t>
+      </w:r>
+      <w:r>
+        <w:rPr>
+          <w:b w:val="0"/>
+        </w:rPr>
+        <w:t xml:space="preserve"> becomes8 instead of6.</w:t>
+      </w:r>
+    </w:p>
+    <w:p>
+      <w:pPr>
+        <w:pStyle w:val="Heading3"/>
+      </w:pPr>
+      <w:r>
+        <w:t>Predicted result</w:t>
+      </w:r>
+    </w:p>
+    <w:p>
+      <w:pPr>
+        <w:spacing w:line="336" w:lineRule="auto" w:after="180"/>
+        <w:shd w:fill="F1F6FC"/>
+      </w:pPr>
+      <w:r>
+        <w:rPr>
+          <w:b/>
+        </w:rPr>
+        <w:t>Prediction</w:t>
+      </w:r>
+      <w:r>
+        <w:rPr>
+          <w:b w:val="0"/>
+        </w:rPr>
+        <w:t>: Absolute evaluation error stays1 cm, but residual changes from-1 to+1.</w:t>
+      </w:r>
+    </w:p>
+    <w:p>
+      <w:pPr>
+        <w:pStyle w:val="Heading3"/>
+      </w:pPr>
+      <w:r>
+        <w:t>Why the result follows</w:t>
+      </w:r>
+    </w:p>
+    <w:p>
+      <w:pPr>
+        <w:spacing w:line="336" w:lineRule="auto" w:after="180"/>
+        <w:shd w:fill="F1F6FC"/>
+      </w:pPr>
+      <w:r>
+        <w:rPr>
+          <w:b w:val="0"/>
+        </w:rPr>
+        <w:t xml:space="preserve">Reason: </w:t>
+      </w:r>
+      <w:r>
+        <w:rPr>
+          <w:b/>
+        </w:rPr>
+        <w:t>Prediction</w:t>
+      </w:r>
+      <w:r>
+        <w:rPr>
+          <w:b w:val="0"/>
+        </w:rPr>
+        <w:t xml:space="preserve">7 remains frozen; changed </w:t>
+      </w:r>
+      <w:r>
+        <w:rPr>
+          <w:b/>
+        </w:rPr>
+        <w:t>observation</w:t>
+      </w:r>
+      <w:r>
+        <w:rPr>
+          <w:b w:val="0"/>
+        </w:rPr>
+        <w:t>8 reverses the error direction.</w:t>
       </w:r>
     </w:p>
     <w:p>
@@ -732,6 +1527,17 @@
     </w:p>
     <w:p>
       <w:r>
+        <w:t>Use the vocabulary of Train a Regression Model to explain a concrete decision, rather than only memorising definitions.</w:t>
+      </w:r>
+    </w:p>
+    <w:p>
+      <w:pPr>
+        <w:spacing w:line="336" w:lineRule="auto" w:after="180"/>
+      </w:pPr>
+      <w:r>
+        <w:rPr>
+          <w:b/>
+        </w:rPr>
         <w:t>VOCABULARY</w:t>
       </w:r>
     </w:p>
@@ -744,7 +1550,13 @@
       </w:r>
     </w:p>
     <w:p>
-      <w:r>
+      <w:pPr>
+        <w:spacing w:line="336" w:lineRule="auto" w:after="180"/>
+      </w:pPr>
+      <w:r>
+        <w:rPr>
+          <w:b w:val="0"/>
+        </w:rPr>
         <w:t>A definition matters when it lets you interpret a new dataset, model, or result.</w:t>
       </w:r>
     </w:p>
@@ -1060,12 +1872,37 @@
       </w:tr>
     </w:tbl>
     <w:p>
-      <w:r>
-        <w:t>MISCONCEPTION TO REPAIR  A positive slope proves one variable causes the other.</w:t>
-      </w:r>
-    </w:p>
-    <w:p>
-      <w:r>
+      <w:pPr>
+        <w:spacing w:line="336" w:lineRule="auto" w:after="180"/>
+        <w:shd w:fill="FFF5E6"/>
+      </w:pPr>
+      <w:r>
+        <w:rPr>
+          <w:b w:val="0"/>
+        </w:rPr>
+        <w:t xml:space="preserve">MISCONCEPTION TO REPAIR  A positive </w:t>
+      </w:r>
+      <w:r>
+        <w:rPr>
+          <w:b/>
+        </w:rPr>
+        <w:t>slope</w:t>
+      </w:r>
+      <w:r>
+        <w:rPr>
+          <w:b w:val="0"/>
+        </w:rPr>
+        <w:t xml:space="preserve"> proves one variable causes the other.</w:t>
+      </w:r>
+    </w:p>
+    <w:p>
+      <w:pPr>
+        <w:spacing w:line="336" w:lineRule="auto" w:after="180"/>
+      </w:pPr>
+      <w:r>
+        <w:rPr>
+          <w:b w:val="0"/>
+        </w:rPr>
         <w:t>Repair the claim using a definition, calculation, or test record:</w:t>
       </w:r>
     </w:p>
@@ -1211,7 +2048,24 @@
     </w:p>
     <w:p>
       <w:r>
-        <w:t>WORKED EVIDENCE</w:t>
+        <w:t>Follow the worked trace for Train a Regression Model, predict a step, then compare with its explanation.</w:t>
+      </w:r>
+    </w:p>
+    <w:p>
+      <w:pPr>
+        <w:spacing w:line="336" w:lineRule="auto" w:after="180"/>
+      </w:pPr>
+      <w:r>
+        <w:rPr>
+          <w:b/>
+        </w:rPr>
+        <w:t xml:space="preserve">WORKED </w:t>
+      </w:r>
+      <w:r>
+        <w:rPr>
+          <w:b/>
+        </w:rPr>
+        <w:t>EVIDENCE</w:t>
       </w:r>
     </w:p>
     <w:p>
@@ -1223,8 +2077,26 @@
       </w:r>
     </w:p>
     <w:p>
-      <w:r>
-        <w:t>Predict first. Then check each step. A correct answer without visible evidence cannot be audited.</w:t>
+      <w:pPr>
+        <w:spacing w:line="336" w:lineRule="auto" w:after="180"/>
+      </w:pPr>
+      <w:r>
+        <w:rPr>
+          <w:b w:val="0"/>
+        </w:rPr>
+        <w:t xml:space="preserve">Predict first. Then check each step. A correct answer without visible </w:t>
+      </w:r>
+      <w:r>
+        <w:rPr>
+          <w:b/>
+        </w:rPr>
+        <w:t>evidence</w:t>
+      </w:r>
+      <w:r>
+        <w:rPr>
+          <w:b w:val="0"/>
+        </w:rPr>
+        <w:t xml:space="preserve"> cannot be audited.</w:t>
       </w:r>
     </w:p>
     <w:p>
@@ -1264,33 +2136,142 @@
       </w:r>
     </w:p>
     <w:p>
-      <w:r>
+      <w:pPr>
+        <w:pStyle w:val="Heading3"/>
+      </w:pPr>
+      <w:r>
+        <w:t>Step 1</w:t>
+      </w:r>
+    </w:p>
+    <w:p>
+      <w:pPr>
+        <w:spacing w:line="336" w:lineRule="auto" w:after="180"/>
+        <w:shd w:fill="F4F9FC"/>
+      </w:pPr>
+      <w:r>
+        <w:rPr>
+          <w:b w:val="0"/>
+        </w:rPr>
         <w:t>STEP 1  Model predicts height = 4 + 2 × weeks.</w:t>
       </w:r>
     </w:p>
     <w:p>
-      <w:r>
-        <w:t>STEP 2  Slope 2 means two predicted centimeters per additional week in this data range.</w:t>
-      </w:r>
-    </w:p>
-    <w:p>
-      <w:r>
-        <w:t>STEP 3  At week 5, prediction is 14 cm; if actual is 16, residual is +2 cm.</w:t>
-      </w:r>
-    </w:p>
-    <w:p>
-      <w:r>
+      <w:pPr>
+        <w:pStyle w:val="Heading3"/>
+      </w:pPr>
+      <w:r>
+        <w:t>Step 2</w:t>
+      </w:r>
+    </w:p>
+    <w:p>
+      <w:pPr>
+        <w:spacing w:line="336" w:lineRule="auto" w:after="180"/>
+        <w:shd w:fill="F4F9FC"/>
+      </w:pPr>
+      <w:r>
+        <w:rPr>
+          <w:b w:val="0"/>
+        </w:rPr>
+        <w:t xml:space="preserve">STEP 2  </w:t>
+      </w:r>
+      <w:r>
+        <w:rPr>
+          <w:b/>
+        </w:rPr>
+        <w:t>Slope</w:t>
+      </w:r>
+      <w:r>
+        <w:rPr>
+          <w:b w:val="0"/>
+        </w:rPr>
+        <w:t xml:space="preserve"> 2 means two predicted centimeters per additional week in this data range.</w:t>
+      </w:r>
+    </w:p>
+    <w:p>
+      <w:pPr>
+        <w:pStyle w:val="Heading3"/>
+      </w:pPr>
+      <w:r>
+        <w:t>Step 3</w:t>
+      </w:r>
+    </w:p>
+    <w:p>
+      <w:pPr>
+        <w:spacing w:line="336" w:lineRule="auto" w:after="180"/>
+        <w:shd w:fill="F4F9FC"/>
+      </w:pPr>
+      <w:r>
+        <w:rPr>
+          <w:b w:val="0"/>
+        </w:rPr>
+        <w:t xml:space="preserve">STEP 3  At week 5, </w:t>
+      </w:r>
+      <w:r>
+        <w:rPr>
+          <w:b/>
+        </w:rPr>
+        <w:t>prediction</w:t>
+      </w:r>
+      <w:r>
+        <w:rPr>
+          <w:b w:val="0"/>
+        </w:rPr>
+        <w:t xml:space="preserve"> is 14 cm; if actual is 16, residual is +2 cm.</w:t>
+      </w:r>
+    </w:p>
+    <w:p>
+      <w:pPr>
+        <w:pStyle w:val="Heading3"/>
+      </w:pPr>
+      <w:r>
+        <w:t>Step 4</w:t>
+      </w:r>
+    </w:p>
+    <w:p>
+      <w:pPr>
+        <w:spacing w:line="336" w:lineRule="auto" w:after="180"/>
+        <w:shd w:fill="F4F9FC"/>
+      </w:pPr>
+      <w:r>
+        <w:rPr>
+          <w:b w:val="0"/>
+        </w:rPr>
         <w:t>STEP 4  Evaluate unseen plants and compare test MAE with the median baseline.</w:t>
       </w:r>
     </w:p>
     <w:p>
-      <w:r>
+      <w:pPr>
+        <w:spacing w:line="336" w:lineRule="auto" w:after="180"/>
+        <w:shd w:fill="EDF7F3"/>
+      </w:pPr>
+      <w:r>
+        <w:rPr>
+          <w:b w:val="0"/>
+        </w:rPr>
         <w:t>CHECK  Verify the denominator, unit, split, class definition, and data version before interpreting a score.</w:t>
       </w:r>
     </w:p>
     <w:p>
-      <w:r>
-        <w:t>Recalculate, retrace, or restate the evidence independently:</w:t>
+      <w:pPr>
+        <w:spacing w:line="336" w:lineRule="auto" w:after="180"/>
+      </w:pPr>
+      <w:r>
+        <w:rPr>
+          <w:b w:val="0"/>
+        </w:rPr>
+        <w:t xml:space="preserve">Recalculate, retrace, or restate the </w:t>
+      </w:r>
+      <w:r>
+        <w:rPr>
+          <w:b/>
+        </w:rPr>
+        <w:t>evidence</w:t>
+      </w:r>
+      <w:r>
+        <w:rPr>
+          <w:b w:val="0"/>
+        </w:rPr>
+        <w:t xml:space="preserve"> independently:</w:t>
       </w:r>
     </w:p>
     <w:p>
@@ -1494,7 +2475,13 @@
       </w:r>
     </w:p>
     <w:p>
-      <w:r>
+      <w:pPr>
+        <w:spacing w:line="336" w:lineRule="auto" w:after="180"/>
+      </w:pPr>
+      <w:r>
+        <w:rPr>
+          <w:b w:val="0"/>
+        </w:rPr>
         <w:t>Cover the result before checking it. Say what is given, choose the procedure, and follow one step at a time. Then uncover the result and explain your first mismatch. Ask why a step is allowed, not only what number it produces.</w:t>
       </w:r>
     </w:p>
@@ -1507,8 +2494,38 @@
       </w:r>
     </w:p>
     <w:p>
-      <w:r>
-        <w:t>Fit a toy growth line from training pairs, then leave evaluation labels out of fitting.</w:t>
+      <w:pPr>
+        <w:spacing w:line="336" w:lineRule="auto" w:after="180"/>
+      </w:pPr>
+      <w:r>
+        <w:rPr>
+          <w:b w:val="0"/>
+        </w:rPr>
+        <w:t xml:space="preserve">Fit a toy growth line from </w:t>
+      </w:r>
+      <w:r>
+        <w:rPr>
+          <w:b/>
+        </w:rPr>
+        <w:t>training</w:t>
+      </w:r>
+      <w:r>
+        <w:rPr>
+          <w:b w:val="0"/>
+        </w:rPr>
+        <w:t xml:space="preserve"> pairs, then leave evaluation labels out of </w:t>
+      </w:r>
+      <w:r>
+        <w:rPr>
+          <w:b/>
+        </w:rPr>
+        <w:t>fitting</w:t>
+      </w:r>
+      <w:r>
+        <w:rPr>
+          <w:b w:val="0"/>
+        </w:rPr>
+        <w:t>.</w:t>
       </w:r>
     </w:p>
     <w:p>
@@ -1520,13 +2537,61 @@
       </w:r>
     </w:p>
     <w:p>
-      <w:r>
-        <w:t>Training(day, height):(0, 1),(1, 3),(2, 5). Candidates y=2x+1 and y=x+1. Evaluation pair:(3, 6).</w:t>
-      </w:r>
-    </w:p>
-    <w:p>
-      <w:r>
-        <w:t>All inputs and outcomes in this worked example are invented classroom data; no real model run is claimed.</w:t>
+      <w:pPr>
+        <w:pStyle w:val="Heading3"/>
+      </w:pPr>
+      <w:r>
+        <w:t>Supplied facts</w:t>
+      </w:r>
+    </w:p>
+    <w:p>
+      <w:pPr>
+        <w:spacing w:line="336" w:lineRule="auto" w:after="180"/>
+        <w:shd w:fill="F1F6FC"/>
+      </w:pPr>
+      <w:r>
+        <w:rPr>
+          <w:b/>
+        </w:rPr>
+        <w:t>Training</w:t>
+      </w:r>
+      <w:r>
+        <w:rPr>
+          <w:b w:val="0"/>
+        </w:rPr>
+        <w:t>(day, height):(0, 1),(1, 3),(2, 5). Candidates y=2x+1 and y=x+1. Evaluation pair:(3, 6).</w:t>
+      </w:r>
+    </w:p>
+    <w:p>
+      <w:pPr>
+        <w:pStyle w:val="Heading3"/>
+      </w:pPr>
+      <w:r>
+        <w:t>Supplied facts</w:t>
+      </w:r>
+    </w:p>
+    <w:p>
+      <w:pPr>
+        <w:spacing w:line="336" w:lineRule="auto" w:after="180"/>
+        <w:shd w:fill="F1F6FC"/>
+      </w:pPr>
+      <w:r>
+        <w:rPr>
+          <w:b w:val="0"/>
+        </w:rPr>
+        <w:t xml:space="preserve">All </w:t>
+      </w:r>
+      <w:r>
+        <w:rPr>
+          <w:b/>
+        </w:rPr>
+        <w:t>input</w:t>
+      </w:r>
+      <w:r>
+        <w:rPr>
+          <w:b w:val="0"/>
+        </w:rPr>
+        <w:t>s and outcomes in this worked example are invented classroom data; no real model run is claimed.</w:t>
       </w:r>
     </w:p>
     <w:p>
@@ -1689,31 +2754,139 @@
       </w:r>
     </w:p>
     <w:p>
-      <w:r>
-        <w:t>Read the picture in order. At day3 predict7 versus observed6: absolute error1 cm. The arrows show which recorded input or intermediate result each decision uses. Explain the deciding step aloud before checking the changed case; pointing to the final answer alone does not show how it follows.</w:t>
-      </w:r>
-    </w:p>
-    <w:p>
       <w:pPr>
         <w:pStyle w:val="Heading3"/>
       </w:pPr>
       <w:r>
+        <w:t>Why the result follows</w:t>
+      </w:r>
+    </w:p>
+    <w:p>
+      <w:pPr>
+        <w:spacing w:line="336" w:lineRule="auto" w:after="180"/>
+        <w:shd w:fill="F1F6FC"/>
+      </w:pPr>
+      <w:r>
+        <w:rPr>
+          <w:b w:val="0"/>
+        </w:rPr>
+        <w:t xml:space="preserve">Read the picture in order. At day3 predict7 versus observed6: absolute error1 cm. The arrows show which recorded </w:t>
+      </w:r>
+      <w:r>
+        <w:rPr>
+          <w:b/>
+        </w:rPr>
+        <w:t>input</w:t>
+      </w:r>
+      <w:r>
+        <w:rPr>
+          <w:b w:val="0"/>
+        </w:rPr>
+        <w:t xml:space="preserve"> or intermediate result each decision uses.</w:t>
+      </w:r>
+    </w:p>
+    <w:p>
+      <w:pPr>
+        <w:spacing w:line="336" w:lineRule="auto" w:after="180"/>
+        <w:shd w:fill="F1F6FC"/>
+      </w:pPr>
+      <w:r>
+        <w:rPr>
+          <w:b w:val="0"/>
+        </w:rPr>
+        <w:t>Explain the deciding step aloud before checking the changed case; pointing to the final answer alone does not show how it follows.</w:t>
+      </w:r>
+    </w:p>
+    <w:p>
+      <w:pPr>
+        <w:pStyle w:val="Heading3"/>
+      </w:pPr>
+      <w:r>
         <w:t>What this example does not establish</w:t>
       </w:r>
     </w:p>
     <w:p>
-      <w:r>
+      <w:pPr>
+        <w:pStyle w:val="Heading3"/>
+      </w:pPr>
+      <w:r>
+        <w:t>Keep the stated limit</w:t>
+      </w:r>
+    </w:p>
+    <w:p>
+      <w:pPr>
+        <w:spacing w:line="336" w:lineRule="auto" w:after="180"/>
+        <w:shd w:fill="FFF5E6"/>
+      </w:pPr>
+      <w:r>
+        <w:rPr>
+          <w:b w:val="0"/>
+        </w:rPr>
         <w:t>An exact fit to three toy pairs does not establish a biological growth law or justify long-range extrapolation.</w:t>
       </w:r>
     </w:p>
     <w:p>
-      <w:r>
-        <w:t>Read the labelled picture: May day3’s evaluation label choose the candidate line? Point to the relevant step in the picture, then write the changed result and the rule or evidence that supports it.</w:t>
-      </w:r>
-    </w:p>
-    <w:p>
-      <w:r>
-        <w:t>Change one thing: Evaluation observation becomes8 instead of6. Predict the result before checking the explanation. What remains the same?</w:t>
+      <w:pPr>
+        <w:pStyle w:val="Heading3"/>
+      </w:pPr>
+      <w:r>
+        <w:t>Keep the stated limit</w:t>
+      </w:r>
+    </w:p>
+    <w:p>
+      <w:pPr>
+        <w:spacing w:line="336" w:lineRule="auto" w:after="180"/>
+        <w:shd w:fill="FFF5E6"/>
+      </w:pPr>
+      <w:r>
+        <w:rPr>
+          <w:b w:val="0"/>
+        </w:rPr>
+        <w:t xml:space="preserve">Read the labelled picture: May day3’s evaluation label choose the candidate line? Point to the relevant step in the picture, then write the changed result and the rule or </w:t>
+      </w:r>
+      <w:r>
+        <w:rPr>
+          <w:b/>
+        </w:rPr>
+        <w:t>evidence</w:t>
+      </w:r>
+      <w:r>
+        <w:rPr>
+          <w:b w:val="0"/>
+        </w:rPr>
+        <w:t xml:space="preserve"> that supports it.</w:t>
+      </w:r>
+    </w:p>
+    <w:p>
+      <w:pPr>
+        <w:pStyle w:val="Heading3"/>
+      </w:pPr>
+      <w:r>
+        <w:t>Keep the stated limit</w:t>
+      </w:r>
+    </w:p>
+    <w:p>
+      <w:pPr>
+        <w:spacing w:line="336" w:lineRule="auto" w:after="180"/>
+        <w:shd w:fill="FFF5E6"/>
+      </w:pPr>
+      <w:r>
+        <w:rPr>
+          <w:b w:val="0"/>
+        </w:rPr>
+        <w:t xml:space="preserve">Change one thing: Evaluation </w:t>
+      </w:r>
+      <w:r>
+        <w:rPr>
+          <w:b/>
+        </w:rPr>
+        <w:t>observation</w:t>
+      </w:r>
+      <w:r>
+        <w:rPr>
+          <w:b w:val="0"/>
+        </w:rPr>
+        <w:t xml:space="preserve"> becomes8 instead of6. Predict the result before checking the explanation. What remains the same?</w:t>
       </w:r>
     </w:p>
     <w:p>
@@ -1726,6 +2899,26 @@
     </w:p>
     <w:p>
       <w:r>
+        <w:t>Find the unsupported step in the Train a Regression Model claim and explain a repair using the supplied evidence.</w:t>
+      </w:r>
+    </w:p>
+    <w:p>
+      <w:pPr>
+        <w:pStyle w:val="Heading3"/>
+      </w:pPr>
+      <w:r>
+        <w:t>Find the first error</w:t>
+      </w:r>
+    </w:p>
+    <w:p>
+      <w:pPr>
+        <w:spacing w:line="336" w:lineRule="auto" w:after="180"/>
+        <w:shd w:fill="FFF5E6"/>
+      </w:pPr>
+      <w:r>
+        <w:rPr>
+          <w:b w:val="0"/>
+        </w:rPr>
         <w:t>ERROR DETECTIVE</w:t>
       </w:r>
     </w:p>
@@ -1738,7 +2931,13 @@
       </w:r>
     </w:p>
     <w:p>
-      <w:r>
+      <w:pPr>
+        <w:spacing w:line="336" w:lineRule="auto" w:after="180"/>
+      </w:pPr>
+      <w:r>
+        <w:rPr>
+          <w:b w:val="0"/>
+        </w:rPr>
         <w:t>Do not patch the answer. Find the earliest unsupported assumption, data problem, or experiment error.</w:t>
       </w:r>
     </w:p>
@@ -1989,12 +3188,37 @@
       </w:tr>
     </w:tbl>
     <w:p>
-      <w:r>
-        <w:t>CLAIM TO CHALLENGE  A positive slope proves one variable causes the other.</w:t>
-      </w:r>
-    </w:p>
-    <w:p>
-      <w:r>
+      <w:pPr>
+        <w:spacing w:line="336" w:lineRule="auto" w:after="180"/>
+        <w:shd w:fill="FFF5E6"/>
+      </w:pPr>
+      <w:r>
+        <w:rPr>
+          <w:b w:val="0"/>
+        </w:rPr>
+        <w:t xml:space="preserve">CLAIM TO CHALLENGE  A positive </w:t>
+      </w:r>
+      <w:r>
+        <w:rPr>
+          <w:b/>
+        </w:rPr>
+        <w:t>slope</w:t>
+      </w:r>
+      <w:r>
+        <w:rPr>
+          <w:b w:val="0"/>
+        </w:rPr>
+        <w:t xml:space="preserve"> proves one variable causes the other.</w:t>
+      </w:r>
+    </w:p>
+    <w:p>
+      <w:pPr>
+        <w:spacing w:line="336" w:lineRule="auto" w:after="180"/>
+      </w:pPr>
+      <w:r>
+        <w:rPr>
+          <w:b w:val="0"/>
+        </w:rPr>
         <w:t>Diagnose one cause and name the cleanest next experiment:</w:t>
       </w:r>
     </w:p>
@@ -2007,8 +3231,49 @@
       </w:r>
     </w:p>
     <w:p>
-      <w:r>
-        <w:t>Record candidates, training rows, tie policy and chosen parameters. Do not add a candidate after seeing validation and report it as if only the original search happened. A zero training loss can coexist with validation mistakes.</w:t>
+      <w:pPr>
+        <w:spacing w:line="336" w:lineRule="auto" w:after="180"/>
+      </w:pPr>
+      <w:r>
+        <w:rPr>
+          <w:b w:val="0"/>
+        </w:rPr>
+        <w:t xml:space="preserve">Record candidates, </w:t>
+      </w:r>
+      <w:r>
+        <w:rPr>
+          <w:b/>
+        </w:rPr>
+        <w:t>training</w:t>
+      </w:r>
+      <w:r>
+        <w:rPr>
+          <w:b w:val="0"/>
+        </w:rPr>
+        <w:t xml:space="preserve"> rows, tie policy and chosen parameters. Do not add a candidate after seeing validation and report it as if only the original search happened.</w:t>
+      </w:r>
+    </w:p>
+    <w:p>
+      <w:pPr>
+        <w:spacing w:line="336" w:lineRule="auto" w:after="180"/>
+      </w:pPr>
+      <w:r>
+        <w:rPr>
+          <w:b w:val="0"/>
+        </w:rPr>
+        <w:t xml:space="preserve">A zero </w:t>
+      </w:r>
+      <w:r>
+        <w:rPr>
+          <w:b/>
+        </w:rPr>
+        <w:t>training</w:t>
+      </w:r>
+      <w:r>
+        <w:rPr>
+          <w:b w:val="0"/>
+        </w:rPr>
+        <w:t xml:space="preserve"> loss can coexist with validation mistakes.</w:t>
       </w:r>
     </w:p>
     <w:p>
@@ -2049,6 +3314,17 @@
     </w:p>
     <w:p>
       <w:r>
+        <w:t>Practise Train a Regression Model with support, then explain the deciding step in your own words.</w:t>
+      </w:r>
+    </w:p>
+    <w:p>
+      <w:pPr>
+        <w:spacing w:line="336" w:lineRule="auto" w:after="180"/>
+      </w:pPr>
+      <w:r>
+        <w:rPr>
+          <w:b/>
+        </w:rPr>
         <w:t>ML STUDIO</w:t>
       </w:r>
     </w:p>
@@ -2061,7 +3337,13 @@
       </w:r>
     </w:p>
     <w:p>
-      <w:r>
+      <w:pPr>
+        <w:spacing w:line="336" w:lineRule="auto" w:after="180"/>
+      </w:pPr>
+      <w:r>
+        <w:rPr>
+          <w:b w:val="0"/>
+        </w:rPr>
         <w:t>A trustworthy result can be reproduced from the recorded data, code, settings, and evaluation rule.</w:t>
       </w:r>
     </w:p>
@@ -2110,37 +3392,106 @@
       </w:r>
     </w:p>
     <w:p>
-      <w:r>
+      <w:pPr>
+        <w:pStyle w:val="Heading3"/>
+      </w:pPr>
+      <w:r>
+        <w:t>Question to explain</w:t>
+      </w:r>
+    </w:p>
+    <w:p>
+      <w:pPr>
+        <w:spacing w:line="336" w:lineRule="auto" w:after="180"/>
+        <w:shd w:fill="F5F1FB"/>
+      </w:pPr>
+      <w:r>
+        <w:rPr>
+          <w:b w:val="0"/>
+        </w:rPr>
         <w:t>QUESTION + intended use + success threshold</w:t>
       </w:r>
     </w:p>
     <w:p>
-      <w:r>
+      <w:pPr>
+        <w:spacing w:line="336" w:lineRule="auto" w:after="180"/>
+      </w:pPr>
+      <w:r>
+        <w:rPr>
+          <w:b w:val="0"/>
+        </w:rPr>
         <w:t>DATA version + grouped split + leakage check</w:t>
       </w:r>
     </w:p>
     <w:p>
-      <w:r>
-        <w:t>CODE/preprocessing + features + model + settings + seed</w:t>
-      </w:r>
-    </w:p>
-    <w:p>
-      <w:r>
+      <w:pPr>
+        <w:spacing w:line="336" w:lineRule="auto" w:after="180"/>
+      </w:pPr>
+      <w:r>
+        <w:rPr>
+          <w:b w:val="0"/>
+        </w:rPr>
+        <w:t>CODE/pre</w:t>
+      </w:r>
+      <w:r>
+        <w:rPr>
+          <w:b/>
+        </w:rPr>
+        <w:t>process</w:t>
+      </w:r>
+      <w:r>
+        <w:rPr>
+          <w:b w:val="0"/>
+        </w:rPr>
+        <w:t>ing + features + model + settings + seed</w:t>
+      </w:r>
+    </w:p>
+    <w:p>
+      <w:pPr>
+        <w:spacing w:line="336" w:lineRule="auto" w:after="180"/>
+      </w:pPr>
+      <w:r>
+        <w:rPr>
+          <w:b w:val="0"/>
+        </w:rPr>
         <w:t>METRICS + positive class + units + denominators</w:t>
       </w:r>
     </w:p>
     <w:p>
-      <w:r>
-        <w:t>PREDICTIONS + errors + subgroup slices + limitations</w:t>
-      </w:r>
-    </w:p>
-    <w:p>
-      <w:r>
+      <w:pPr>
+        <w:spacing w:line="336" w:lineRule="auto" w:after="180"/>
+      </w:pPr>
+      <w:r>
+        <w:rPr>
+          <w:b/>
+        </w:rPr>
+        <w:t>PREDICTION</w:t>
+      </w:r>
+      <w:r>
+        <w:rPr>
+          <w:b w:val="0"/>
+        </w:rPr>
+        <w:t>S + errors + subgroup slices + limitations</w:t>
+      </w:r>
+    </w:p>
+    <w:p>
+      <w:pPr>
+        <w:spacing w:line="336" w:lineRule="auto" w:after="180"/>
+      </w:pPr>
+      <w:r>
+        <w:rPr>
+          <w:b w:val="0"/>
+        </w:rPr>
         <w:t>HUMAN reviewer + release, revise, limit, or stop decision</w:t>
       </w:r>
     </w:p>
     <w:p>
-      <w:r>
+      <w:pPr>
+        <w:spacing w:line="336" w:lineRule="auto" w:after="180"/>
+      </w:pPr>
+      <w:r>
+        <w:rPr>
+          <w:b w:val="0"/>
+        </w:rPr>
         <w:t>Write the minimum record needed to reproduce today's result:</w:t>
       </w:r>
     </w:p>
@@ -2153,8 +3504,61 @@
       </w:r>
     </w:p>
     <w:p>
-      <w:r>
-        <w:t>If x measures days and y measures cm, slope 2 means two predicted cm per day and intercept 1 means one predicted cm at day zero. Predicting far outside the observed x range is extrapolation and may fail even when the training fit is exact.</w:t>
+      <w:pPr>
+        <w:spacing w:line="336" w:lineRule="auto" w:after="180"/>
+      </w:pPr>
+      <w:r>
+        <w:rPr>
+          <w:b w:val="0"/>
+        </w:rPr>
+        <w:t xml:space="preserve">If x measures days and y measures cm, </w:t>
+      </w:r>
+      <w:r>
+        <w:rPr>
+          <w:b/>
+        </w:rPr>
+        <w:t>slope</w:t>
+      </w:r>
+      <w:r>
+        <w:rPr>
+          <w:b w:val="0"/>
+        </w:rPr>
+        <w:t xml:space="preserve"> 2 means two predicted cm per day and </w:t>
+      </w:r>
+      <w:r>
+        <w:rPr>
+          <w:b/>
+        </w:rPr>
+        <w:t>intercept</w:t>
+      </w:r>
+      <w:r>
+        <w:rPr>
+          <w:b w:val="0"/>
+        </w:rPr>
+        <w:t xml:space="preserve"> 1 means one predicted cm at day zero.</w:t>
+      </w:r>
+    </w:p>
+    <w:p>
+      <w:pPr>
+        <w:spacing w:line="336" w:lineRule="auto" w:after="180"/>
+      </w:pPr>
+      <w:r>
+        <w:rPr>
+          <w:b w:val="0"/>
+        </w:rPr>
+        <w:t xml:space="preserve">Predicting far outside the observed x range is extrapolation and may fail even when the </w:t>
+      </w:r>
+      <w:r>
+        <w:rPr>
+          <w:b/>
+        </w:rPr>
+        <w:t>training</w:t>
+      </w:r>
+      <w:r>
+        <w:rPr>
+          <w:b w:val="0"/>
+        </w:rPr>
+        <w:t xml:space="preserve"> fit is exact.</w:t>
       </w:r>
     </w:p>
     <w:p>
@@ -2166,8 +3570,38 @@
       </w:r>
     </w:p>
     <w:p>
-      <w:r>
-        <w:t>Use workbook W2 for the connected example “Fitting a line”. First fill the input and rule boxes. Try the middle steps before asking for a hint. After a hint, try the next step yourself.</w:t>
+      <w:pPr>
+        <w:spacing w:line="336" w:lineRule="auto" w:after="180"/>
+      </w:pPr>
+      <w:r>
+        <w:rPr>
+          <w:b w:val="0"/>
+        </w:rPr>
+        <w:t>Use workbook W2 for the connected example “</w:t>
+      </w:r>
+      <w:r>
+        <w:rPr>
+          <w:b/>
+        </w:rPr>
+        <w:t>Fitting</w:t>
+      </w:r>
+      <w:r>
+        <w:rPr>
+          <w:b w:val="0"/>
+        </w:rPr>
+        <w:t xml:space="preserve"> a line”. First fill the </w:t>
+      </w:r>
+      <w:r>
+        <w:rPr>
+          <w:b/>
+        </w:rPr>
+        <w:t>input</w:t>
+      </w:r>
+      <w:r>
+        <w:rPr>
+          <w:b w:val="0"/>
+        </w:rPr>
+        <w:t xml:space="preserve"> and rule boxes. Try the middle steps before asking for a hint. After a hint, try the next step yourself.</w:t>
       </w:r>
     </w:p>
     <w:tbl>
@@ -2250,7 +3684,13 @@
       </w:tr>
     </w:tbl>
     <w:p>
-      <w:r>
+      <w:pPr>
+        <w:spacing w:line="336" w:lineRule="auto" w:after="180"/>
+      </w:pPr>
+      <w:r>
+        <w:rPr>
+          <w:b w:val="0"/>
+        </w:rPr>
         <w:t>Explain your trace to a partner. Your partner points to one step to check. Swap roles on the next case. Each person writes their own explanation.</w:t>
       </w:r>
     </w:p>
@@ -2263,12 +3703,36 @@
       </w:r>
     </w:p>
     <w:p>
-      <w:r>
-        <w:t>Use the worked case for Fitting a line. Proposed explanation: “A final answer is enough”. Decide whether this explanation is supported. Point to the step or supplied fact that decides; explain your repair if needed.</w:t>
-      </w:r>
-    </w:p>
-    <w:p>
-      <w:r>
+      <w:pPr>
+        <w:spacing w:line="336" w:lineRule="auto" w:after="180"/>
+      </w:pPr>
+      <w:r>
+        <w:rPr>
+          <w:b w:val="0"/>
+        </w:rPr>
+        <w:t xml:space="preserve">Use the worked case for </w:t>
+      </w:r>
+      <w:r>
+        <w:rPr>
+          <w:b/>
+        </w:rPr>
+        <w:t>Fitting</w:t>
+      </w:r>
+      <w:r>
+        <w:rPr>
+          <w:b w:val="0"/>
+        </w:rPr>
+        <w:t xml:space="preserve"> a line. Proposed explanation: “A final answer is enough”. Decide whether this explanation is supported. Point to the step or supplied fact that decides; explain your repair if needed.</w:t>
+      </w:r>
+    </w:p>
+    <w:p>
+      <w:pPr>
+        <w:spacing w:line="336" w:lineRule="auto" w:after="180"/>
+      </w:pPr>
+      <w:r>
+        <w:rPr>
+          <w:b w:val="0"/>
+        </w:rPr>
         <w:t>Answer on your own before discussion. If you are unsure, say which step you need help with.</w:t>
       </w:r>
     </w:p>
@@ -2281,8 +3745,26 @@
       </w:r>
     </w:p>
     <w:p>
-      <w:r>
-        <w:t>May day3’s evaluation label choose the candidate line? Point to the relevant step in the picture, then write the changed result and the rule or evidence that supports it.</w:t>
+      <w:pPr>
+        <w:spacing w:line="336" w:lineRule="auto" w:after="180"/>
+      </w:pPr>
+      <w:r>
+        <w:rPr>
+          <w:b w:val="0"/>
+        </w:rPr>
+        <w:t xml:space="preserve">May day3’s evaluation label choose the candidate line? Point to the relevant step in the picture, then write the changed result and the rule or </w:t>
+      </w:r>
+      <w:r>
+        <w:rPr>
+          <w:b/>
+        </w:rPr>
+        <w:t>evidence</w:t>
+      </w:r>
+      <w:r>
+        <w:rPr>
+          <w:b w:val="0"/>
+        </w:rPr>
+        <w:t xml:space="preserve"> that supports it.</w:t>
       </w:r>
     </w:p>
     <w:p>
@@ -2314,7 +3796,13 @@
       </w:r>
     </w:p>
     <w:p>
-      <w:r>
+      <w:pPr>
+        <w:spacing w:line="336" w:lineRule="auto" w:after="180"/>
+      </w:pPr>
+      <w:r>
+        <w:rPr>
+          <w:b w:val="0"/>
+        </w:rPr>
         <w:t>This is supported practice. Keep the separately named independent case for an attempt before feedback.</w:t>
       </w:r>
     </w:p>
@@ -2328,7 +3816,24 @@
     </w:p>
     <w:p>
       <w:r>
-        <w:t>EVIDENCE LAB</w:t>
+        <w:t>Investigate Train a Regression Model. Record the prediction, actual observation or labelled paper trace, explanation and next test separately.</w:t>
+      </w:r>
+    </w:p>
+    <w:p>
+      <w:pPr>
+        <w:spacing w:line="336" w:lineRule="auto" w:after="180"/>
+      </w:pPr>
+      <w:r>
+        <w:rPr>
+          <w:b/>
+        </w:rPr>
+        <w:t>EVIDENCE</w:t>
+      </w:r>
+      <w:r>
+        <w:rPr>
+          <w:b/>
+        </w:rPr>
+        <w:t xml:space="preserve"> LAB</w:t>
       </w:r>
     </w:p>
     <w:p>
@@ -2340,7 +3845,13 @@
       </w:r>
     </w:p>
     <w:p>
-      <w:r>
+      <w:pPr>
+        <w:spacing w:line="336" w:lineRule="auto" w:after="180"/>
+      </w:pPr>
+      <w:r>
+        <w:rPr>
+          <w:b w:val="0"/>
+        </w:rPr>
         <w:t>Keep the test conditions fixed, record every result, and change only one planned factor.</w:t>
       </w:r>
     </w:p>
@@ -2381,27 +3892,86 @@
       </w:r>
     </w:p>
     <w:p>
-      <w:r>
-        <w:t>1.  Write the hypothesis and expected evidence before running.</w:t>
-      </w:r>
-    </w:p>
-    <w:p>
-      <w:r>
-        <w:t>2.  Regression Run: trace code, interpret coefficients with units, predict unseen values, and compare MAE with baseline.</w:t>
-      </w:r>
-    </w:p>
-    <w:p>
-      <w:r>
+      <w:pPr>
+        <w:spacing w:line="336" w:lineRule="auto" w:after="180"/>
+        <w:shd w:fill="F4F9FC"/>
+      </w:pPr>
+      <w:r>
+        <w:rPr>
+          <w:b w:val="0"/>
+        </w:rPr>
+        <w:t xml:space="preserve">1.  Write the hypothesis and expected </w:t>
+      </w:r>
+      <w:r>
+        <w:rPr>
+          <w:b/>
+        </w:rPr>
+        <w:t>evidence</w:t>
+      </w:r>
+      <w:r>
+        <w:rPr>
+          <w:b w:val="0"/>
+        </w:rPr>
+        <w:t xml:space="preserve"> before running.</w:t>
+      </w:r>
+    </w:p>
+    <w:p>
+      <w:pPr>
+        <w:spacing w:line="336" w:lineRule="auto" w:after="180"/>
+        <w:shd w:fill="F4F9FC"/>
+      </w:pPr>
+      <w:r>
+        <w:rPr>
+          <w:b w:val="0"/>
+        </w:rPr>
+        <w:t xml:space="preserve">2.  Regression Run: trace code, interpret </w:t>
+      </w:r>
+      <w:r>
+        <w:rPr>
+          <w:b/>
+        </w:rPr>
+        <w:t>coefficient</w:t>
+      </w:r>
+      <w:r>
+        <w:rPr>
+          <w:b w:val="0"/>
+        </w:rPr>
+        <w:t>s with units, predict unseen values, and compare MAE with baseline.</w:t>
+      </w:r>
+    </w:p>
+    <w:p>
+      <w:pPr>
+        <w:spacing w:line="336" w:lineRule="auto" w:after="180"/>
+        <w:shd w:fill="F4F9FC"/>
+      </w:pPr>
+      <w:r>
+        <w:rPr>
+          <w:b w:val="0"/>
+        </w:rPr>
         <w:t>3.  Run one normal, one boundary, one missing, and one shifted case.</w:t>
       </w:r>
     </w:p>
     <w:p>
-      <w:r>
+      <w:pPr>
+        <w:spacing w:line="336" w:lineRule="auto" w:after="180"/>
+        <w:shd w:fill="F4F9FC"/>
+      </w:pPr>
+      <w:r>
+        <w:rPr>
+          <w:b w:val="0"/>
+        </w:rPr>
         <w:t>4.  Calculate the metric from raw counts or row-level errors.</w:t>
       </w:r>
     </w:p>
     <w:p>
-      <w:r>
+      <w:pPr>
+        <w:spacing w:line="336" w:lineRule="auto" w:after="180"/>
+        <w:shd w:fill="F4F9FC"/>
+      </w:pPr>
+      <w:r>
+        <w:rPr>
+          <w:b w:val="0"/>
+        </w:rPr>
         <w:t>5.  Interpret what changed, what did not, and what remains unsafe or unknown.</w:t>
       </w:r>
     </w:p>
@@ -2659,7 +4229,13 @@
       </w:r>
     </w:p>
     <w:p>
-      <w:r>
+      <w:pPr>
+        <w:spacing w:line="336" w:lineRule="auto" w:after="180"/>
+      </w:pPr>
+      <w:r>
+        <w:rPr>
+          <w:b w:val="0"/>
+        </w:rPr>
         <w:t>Before trying: what do I expect, and why? While trying: which step could first go wrong? Afterwards: what did I actually observe, and what should change? Keep “not run” if you only traced the procedure.</w:t>
       </w:r>
     </w:p>
@@ -2673,6 +4249,17 @@
     </w:p>
     <w:p>
       <w:r>
+        <w:t>Move from recall to tracing, diagnosis and transfer in Train a Regression Model. Explain why each step is justified.</w:t>
+      </w:r>
+    </w:p>
+    <w:p>
+      <w:pPr>
+        <w:spacing w:line="336" w:lineRule="auto" w:after="180"/>
+      </w:pPr>
+      <w:r>
+        <w:rPr>
+          <w:b/>
+        </w:rPr>
         <w:t>MASTERY</w:t>
       </w:r>
     </w:p>
@@ -2685,8 +4272,26 @@
       </w:r>
     </w:p>
     <w:p>
-      <w:r>
-        <w:t>Move upward only when you can produce evidence without copying the example.</w:t>
+      <w:pPr>
+        <w:spacing w:line="336" w:lineRule="auto" w:after="180"/>
+      </w:pPr>
+      <w:r>
+        <w:rPr>
+          <w:b w:val="0"/>
+        </w:rPr>
+        <w:t xml:space="preserve">Move upward only when you can produce </w:t>
+      </w:r>
+      <w:r>
+        <w:rPr>
+          <w:b/>
+        </w:rPr>
+        <w:t>evidence</w:t>
+      </w:r>
+      <w:r>
+        <w:rPr>
+          <w:b w:val="0"/>
+        </w:rPr>
+        <w:t xml:space="preserve"> without copying the example.</w:t>
       </w:r>
     </w:p>
     <w:p>
@@ -2726,42 +4331,179 @@
       </w:r>
     </w:p>
     <w:p>
-      <w:r>
-        <w:t>DEFINE  Use all four terms precisely: coefficient, intercept, slope, generalization.</w:t>
-      </w:r>
-    </w:p>
-    <w:p>
-      <w:r>
-        <w:t>CALCULATE  Reproduce the worked evidence with units and denominator.</w:t>
-      </w:r>
-    </w:p>
-    <w:p>
-      <w:r>
+      <w:pPr>
+        <w:spacing w:line="336" w:lineRule="auto" w:after="180"/>
+      </w:pPr>
+      <w:r>
+        <w:rPr>
+          <w:b w:val="0"/>
+        </w:rPr>
+        <w:t xml:space="preserve">DEFINE  Use all four terms precisely: </w:t>
+      </w:r>
+      <w:r>
+        <w:rPr>
+          <w:b/>
+        </w:rPr>
+        <w:t>coefficient</w:t>
+      </w:r>
+      <w:r>
+        <w:rPr>
+          <w:b w:val="0"/>
+        </w:rPr>
+        <w:t xml:space="preserve">, </w:t>
+      </w:r>
+      <w:r>
+        <w:rPr>
+          <w:b/>
+        </w:rPr>
+        <w:t>intercept</w:t>
+      </w:r>
+      <w:r>
+        <w:rPr>
+          <w:b w:val="0"/>
+        </w:rPr>
+        <w:t xml:space="preserve">, </w:t>
+      </w:r>
+      <w:r>
+        <w:rPr>
+          <w:b/>
+        </w:rPr>
+        <w:t>slope</w:t>
+      </w:r>
+      <w:r>
+        <w:rPr>
+          <w:b w:val="0"/>
+        </w:rPr>
+        <w:t xml:space="preserve">, </w:t>
+      </w:r>
+      <w:r>
+        <w:rPr>
+          <w:b/>
+        </w:rPr>
+        <w:t>generalization</w:t>
+      </w:r>
+      <w:r>
+        <w:rPr>
+          <w:b w:val="0"/>
+        </w:rPr>
+        <w:t>.</w:t>
+      </w:r>
+    </w:p>
+    <w:p>
+      <w:pPr>
+        <w:spacing w:line="336" w:lineRule="auto" w:after="180"/>
+      </w:pPr>
+      <w:r>
+        <w:rPr>
+          <w:b w:val="0"/>
+        </w:rPr>
+        <w:t xml:space="preserve">CALCULATE  Reproduce the worked </w:t>
+      </w:r>
+      <w:r>
+        <w:rPr>
+          <w:b/>
+        </w:rPr>
+        <w:t>evidence</w:t>
+      </w:r>
+      <w:r>
+        <w:rPr>
+          <w:b w:val="0"/>
+        </w:rPr>
+        <w:t xml:space="preserve"> with units and denominator.</w:t>
+      </w:r>
+    </w:p>
+    <w:p>
+      <w:pPr>
+        <w:spacing w:line="336" w:lineRule="auto" w:after="180"/>
+        <w:shd w:fill="F4F9FC"/>
+      </w:pPr>
+      <w:r>
+        <w:rPr>
+          <w:b w:val="0"/>
+        </w:rPr>
         <w:t>TRACE  Explain the data, code or decision path.</w:t>
       </w:r>
     </w:p>
     <w:p>
-      <w:r>
-        <w:t>DIAGNOSE  A positive slope proves one variable causes the other.</w:t>
-      </w:r>
-    </w:p>
-    <w:p>
-      <w:r>
+      <w:pPr>
+        <w:spacing w:line="336" w:lineRule="auto" w:after="180"/>
+        <w:shd w:fill="F4F9FC"/>
+      </w:pPr>
+      <w:r>
+        <w:rPr>
+          <w:b w:val="0"/>
+        </w:rPr>
+        <w:t xml:space="preserve">DIAGNOSE  A positive </w:t>
+      </w:r>
+      <w:r>
+        <w:rPr>
+          <w:b/>
+        </w:rPr>
+        <w:t>slope</w:t>
+      </w:r>
+      <w:r>
+        <w:rPr>
+          <w:b w:val="0"/>
+        </w:rPr>
+        <w:t xml:space="preserve"> proves one variable causes the other.</w:t>
+      </w:r>
+    </w:p>
+    <w:p>
+      <w:pPr>
+        <w:spacing w:line="336" w:lineRule="auto" w:after="180"/>
+        <w:shd w:fill="F4F9FC"/>
+      </w:pPr>
+      <w:r>
+        <w:rPr>
+          <w:b w:val="0"/>
+        </w:rPr>
         <w:t>TRANSFER  Solve a fresh dataset or model case.</w:t>
       </w:r>
     </w:p>
     <w:p>
-      <w:r>
-        <w:t>IMPROVE  Change one cause and rerun fixed evidence.</w:t>
-      </w:r>
-    </w:p>
-    <w:p>
-      <w:r>
+      <w:pPr>
+        <w:spacing w:line="336" w:lineRule="auto" w:after="180"/>
+      </w:pPr>
+      <w:r>
+        <w:rPr>
+          <w:b w:val="0"/>
+        </w:rPr>
+        <w:t xml:space="preserve">IMPROVE  Change one cause and rerun fixed </w:t>
+      </w:r>
+      <w:r>
+        <w:rPr>
+          <w:b/>
+        </w:rPr>
+        <w:t>evidence</w:t>
+      </w:r>
+      <w:r>
+        <w:rPr>
+          <w:b w:val="0"/>
+        </w:rPr>
+        <w:t>.</w:t>
+      </w:r>
+    </w:p>
+    <w:p>
+      <w:pPr>
+        <w:spacing w:line="336" w:lineRule="auto" w:after="180"/>
+        <w:shd w:fill="F4F9FC"/>
+      </w:pPr>
+      <w:r>
+        <w:rPr>
+          <w:b w:val="0"/>
+        </w:rPr>
         <w:t>DEFEND  State intended use, metric, limitation, and human responsibility.</w:t>
       </w:r>
     </w:p>
     <w:p>
-      <w:r>
+      <w:pPr>
+        <w:spacing w:line="336" w:lineRule="auto" w:after="180"/>
+        <w:shd w:fill="F1F6F8"/>
+      </w:pPr>
+      <w:r>
+        <w:rPr>
+          <w:b w:val="0"/>
+        </w:rPr>
         <w:t>MASTERY RULE  A coached calculation becomes mastery only after a different case is completed independently.</w:t>
       </w:r>
     </w:p>
@@ -2775,6 +4517,17 @@
     </w:p>
     <w:p>
       <w:r>
+        <w:t>Apply this week’s idea to Responsible Plant Classifier. Keep an annotated decision and the evidence supporting it.</w:t>
+      </w:r>
+    </w:p>
+    <w:p>
+      <w:pPr>
+        <w:spacing w:line="336" w:lineRule="auto" w:after="180"/>
+      </w:pPr>
+      <w:r>
+        <w:rPr>
+          <w:b/>
+        </w:rPr>
         <w:t>CUMULATIVE PROJECT</w:t>
       </w:r>
     </w:p>
@@ -2787,8 +4540,26 @@
       </w:r>
     </w:p>
     <w:p>
-      <w:r>
-        <w:t>Every week adds one reviewable artifact to the same evidence-based capstone.</w:t>
+      <w:pPr>
+        <w:spacing w:line="336" w:lineRule="auto" w:after="180"/>
+      </w:pPr>
+      <w:r>
+        <w:rPr>
+          <w:b w:val="0"/>
+        </w:rPr>
+        <w:t xml:space="preserve">Every week adds one reviewable artifact to the same </w:t>
+      </w:r>
+      <w:r>
+        <w:rPr>
+          <w:b/>
+        </w:rPr>
+        <w:t>evidence</w:t>
+      </w:r>
+      <w:r>
+        <w:rPr>
+          <w:b w:val="0"/>
+        </w:rPr>
+        <w:t>-based capstone.</w:t>
       </w:r>
     </w:p>
     <w:p>
@@ -2828,43 +4599,110 @@
       </w:r>
     </w:p>
     <w:p>
-      <w:r>
+      <w:pPr>
+        <w:spacing w:line="336" w:lineRule="auto" w:after="180"/>
+        <w:shd w:fill="EDF7F3"/>
+      </w:pPr>
+      <w:r>
+        <w:rPr>
+          <w:b w:val="0"/>
+        </w:rPr>
         <w:t>THIS WEEK'S CHECKPOINT  Add the regression experiment to the project appendix only as a separate, clearly limited model.</w:t>
       </w:r>
     </w:p>
     <w:p>
-      <w:r>
+      <w:pPr>
+        <w:spacing w:line="336" w:lineRule="auto" w:after="180"/>
+        <w:shd w:fill="F5F1FB"/>
+      </w:pPr>
+      <w:r>
+        <w:rPr>
+          <w:b w:val="0"/>
+        </w:rPr>
         <w:t>Which requirement or risk does this artifact address?</w:t>
       </w:r>
     </w:p>
     <w:p>
-      <w:r>
+      <w:pPr>
+        <w:spacing w:line="336" w:lineRule="auto" w:after="180"/>
+        <w:shd w:fill="F5F1FB"/>
+      </w:pPr>
+      <w:r>
+        <w:rPr>
+          <w:b w:val="0"/>
+        </w:rPr>
         <w:t>Which dataset, split, code, and metric version does it use?</w:t>
       </w:r>
     </w:p>
     <w:p>
-      <w:r>
+      <w:pPr>
+        <w:spacing w:line="336" w:lineRule="auto" w:after="180"/>
+        <w:shd w:fill="F5F1FB"/>
+      </w:pPr>
+      <w:r>
+        <w:rPr>
+          <w:b w:val="0"/>
+        </w:rPr>
         <w:t>What normal and shifted cases were tested?</w:t>
       </w:r>
     </w:p>
     <w:p>
-      <w:r>
+      <w:pPr>
+        <w:spacing w:line="336" w:lineRule="auto" w:after="180"/>
+        <w:shd w:fill="F5F1FB"/>
+      </w:pPr>
+      <w:r>
+        <w:rPr>
+          <w:b w:val="0"/>
+        </w:rPr>
         <w:t>What remains uncertain or weak?</w:t>
       </w:r>
     </w:p>
     <w:p>
-      <w:r>
+      <w:pPr>
+        <w:spacing w:line="336" w:lineRule="auto" w:after="180"/>
+        <w:shd w:fill="F5F1FB"/>
+      </w:pPr>
+      <w:r>
+        <w:rPr>
+          <w:b w:val="0"/>
+        </w:rPr>
         <w:t>What decision still belongs to a teacher or qualified human?</w:t>
       </w:r>
     </w:p>
     <w:p>
-      <w:r>
+      <w:pPr>
+        <w:spacing w:line="336" w:lineRule="auto" w:after="180"/>
+        <w:shd w:fill="FFF5E6"/>
+      </w:pPr>
+      <w:r>
+        <w:rPr>
+          <w:b w:val="0"/>
+        </w:rPr>
         <w:t>RESPONSIBLE RELEASE  Never use this classroom prototype for medical, pesticide, agricultural, or other consequential decisions.</w:t>
       </w:r>
     </w:p>
     <w:p>
-      <w:r>
-        <w:t>My evidence-linked project decision:</w:t>
+      <w:pPr>
+        <w:spacing w:line="336" w:lineRule="auto" w:after="180"/>
+      </w:pPr>
+      <w:r>
+        <w:rPr>
+          <w:b w:val="0"/>
+        </w:rPr>
+        <w:t xml:space="preserve">My </w:t>
+      </w:r>
+      <w:r>
+        <w:rPr>
+          <w:b/>
+        </w:rPr>
+        <w:t>evidence</w:t>
+      </w:r>
+      <w:r>
+        <w:rPr>
+          <w:b w:val="0"/>
+        </w:rPr>
+        <w:t>-linked project decision:</w:t>
       </w:r>
     </w:p>
     <w:p>
@@ -2876,8 +4714,37 @@
       </w:r>
     </w:p>
     <w:p>
-      <w:r>
-        <w:t>For your Responsible Plant Classifier, save the input, procedure, observed result and limitation of this check. Label this worked example as practice; use a different, previously unreviewed case when checking independent understanding.</w:t>
+      <w:pPr>
+        <w:spacing w:line="336" w:lineRule="auto" w:after="180"/>
+      </w:pPr>
+      <w:r>
+        <w:rPr>
+          <w:b w:val="0"/>
+        </w:rPr>
+        <w:t xml:space="preserve">For your Responsible Plant Classifier, save the </w:t>
+      </w:r>
+      <w:r>
+        <w:rPr>
+          <w:b/>
+        </w:rPr>
+        <w:t>input</w:t>
+      </w:r>
+      <w:r>
+        <w:rPr>
+          <w:b w:val="0"/>
+        </w:rPr>
+        <w:t>, procedure, observed result and limitation of this check.</w:t>
+      </w:r>
+    </w:p>
+    <w:p>
+      <w:pPr>
+        <w:spacing w:line="336" w:lineRule="auto" w:after="180"/>
+      </w:pPr>
+      <w:r>
+        <w:rPr>
+          <w:b w:val="0"/>
+        </w:rPr>
+        <w:t>Label this worked example as practice; use a different, previously unreviewed case when checking independent understanding.</w:t>
       </w:r>
     </w:p>
     <w:p>
@@ -2890,6 +4757,17 @@
     </w:p>
     <w:p>
       <w:r>
+        <w:t>Use a genuinely new case for independent evidence. Previously discussed examples remain practice; use the separately named independent case before feedback.</w:t>
+      </w:r>
+    </w:p>
+    <w:p>
+      <w:pPr>
+        <w:spacing w:line="336" w:lineRule="auto" w:after="180"/>
+      </w:pPr>
+      <w:r>
+        <w:rPr>
+          <w:b/>
+        </w:rPr>
         <w:t>INDEPENDENT PROOF</w:t>
       </w:r>
     </w:p>
@@ -2902,7 +4780,13 @@
       </w:r>
     </w:p>
     <w:p>
-      <w:r>
+      <w:pPr>
+        <w:spacing w:line="336" w:lineRule="auto" w:after="180"/>
+      </w:pPr>
+      <w:r>
+        <w:rPr>
+          <w:b w:val="0"/>
+        </w:rPr>
         <w:t>Complete this with a fresh case after guided practice and compare it with the mastery criteria.</w:t>
       </w:r>
     </w:p>
@@ -2943,48 +4827,168 @@
       </w:r>
     </w:p>
     <w:p>
-      <w:r>
-        <w:t>REQUIRED PROOF  Run a starter regression and explain slope, prediction, residual, and MAE.</w:t>
-      </w:r>
-    </w:p>
-    <w:p>
-      <w:r>
+      <w:pPr>
+        <w:pStyle w:val="Heading3"/>
+      </w:pPr>
+      <w:r>
+        <w:t>What success looks like</w:t>
+      </w:r>
+    </w:p>
+    <w:p>
+      <w:pPr>
+        <w:spacing w:line="336" w:lineRule="auto" w:after="180"/>
+        <w:shd w:fill="EDF7F3"/>
+      </w:pPr>
+      <w:r>
+        <w:rPr>
+          <w:b w:val="0"/>
+        </w:rPr>
+        <w:t xml:space="preserve">REQUIRED PROOF  Run a starter regression and explain </w:t>
+      </w:r>
+      <w:r>
+        <w:rPr>
+          <w:b/>
+        </w:rPr>
+        <w:t>slope</w:t>
+      </w:r>
+      <w:r>
+        <w:rPr>
+          <w:b w:val="0"/>
+        </w:rPr>
+        <w:t xml:space="preserve">, </w:t>
+      </w:r>
+      <w:r>
+        <w:rPr>
+          <w:b/>
+        </w:rPr>
+        <w:t>prediction</w:t>
+      </w:r>
+      <w:r>
+        <w:rPr>
+          <w:b w:val="0"/>
+        </w:rPr>
+        <w:t>, residual, and MAE.</w:t>
+      </w:r>
+    </w:p>
+    <w:p>
+      <w:pPr>
+        <w:spacing w:line="336" w:lineRule="auto" w:after="180"/>
+      </w:pPr>
+      <w:r>
+        <w:rPr>
+          <w:b w:val="0"/>
+        </w:rPr>
         <w:t>□ Define the task, feature/target roles, and intended-use boundary.</w:t>
       </w:r>
     </w:p>
     <w:p>
-      <w:r>
+      <w:pPr>
+        <w:spacing w:line="336" w:lineRule="auto" w:after="180"/>
+      </w:pPr>
+      <w:r>
+        <w:rPr>
+          <w:b w:val="0"/>
+        </w:rPr>
         <w:t>□ Show the calculation, code trace, or experiment record.</w:t>
       </w:r>
     </w:p>
     <w:p>
-      <w:r>
+      <w:pPr>
+        <w:spacing w:line="336" w:lineRule="auto" w:after="180"/>
+      </w:pPr>
+      <w:r>
+        <w:rPr>
+          <w:b w:val="0"/>
+        </w:rPr>
         <w:t>□ Test a normal case and one revealing boundary, missing, or shifted case.</w:t>
       </w:r>
     </w:p>
     <w:p>
-      <w:r>
+      <w:pPr>
+        <w:spacing w:line="336" w:lineRule="auto" w:after="180"/>
+      </w:pPr>
+      <w:r>
+        <w:rPr>
+          <w:b w:val="0"/>
+        </w:rPr>
         <w:t>□ Diagnose one failure without changing several factors at once.</w:t>
       </w:r>
     </w:p>
     <w:p>
-      <w:r>
+      <w:pPr>
+        <w:spacing w:line="336" w:lineRule="auto" w:after="180"/>
+      </w:pPr>
+      <w:r>
+        <w:rPr>
+          <w:b w:val="0"/>
+        </w:rPr>
         <w:t>□ Name a limitation, fairness concern, and the human-review action.</w:t>
       </w:r>
     </w:p>
     <w:p>
-      <w:r>
-        <w:t>Independent evidence and defense:</w:t>
-      </w:r>
-    </w:p>
-    <w:p>
-      <w:r>
+      <w:pPr>
+        <w:spacing w:line="336" w:lineRule="auto" w:after="180"/>
+      </w:pPr>
+      <w:r>
+        <w:rPr>
+          <w:b w:val="0"/>
+        </w:rPr>
+        <w:t xml:space="preserve">Independent </w:t>
+      </w:r>
+      <w:r>
+        <w:rPr>
+          <w:b/>
+        </w:rPr>
+        <w:t>evidence</w:t>
+      </w:r>
+      <w:r>
+        <w:rPr>
+          <w:b w:val="0"/>
+        </w:rPr>
+        <w:t xml:space="preserve"> and defense:</w:t>
+      </w:r>
+    </w:p>
+    <w:p>
+      <w:pPr>
+        <w:spacing w:line="336" w:lineRule="auto" w:after="180"/>
+      </w:pPr>
+      <w:r>
+        <w:rPr>
+          <w:b w:val="0"/>
+        </w:rPr>
         <w:t>My level:  □ Not yet  □ With one hint  □ Independently  □ I can teach and defend it</w:t>
       </w:r>
     </w:p>
     <w:p>
-      <w:r>
-        <w:t>NEXT BRIDGE  Carry the experiment evidence into: Hold Out Test Data.</w:t>
+      <w:pPr>
+        <w:pStyle w:val="Heading3"/>
+      </w:pPr>
+      <w:r>
+        <w:t>Connect to the next lesson</w:t>
+      </w:r>
+    </w:p>
+    <w:p>
+      <w:pPr>
+        <w:spacing w:line="336" w:lineRule="auto" w:after="180"/>
+        <w:shd w:fill="F1F6F8"/>
+      </w:pPr>
+      <w:r>
+        <w:rPr>
+          <w:b w:val="0"/>
+        </w:rPr>
+        <w:t xml:space="preserve">NEXT BRIDGE  Carry the experiment </w:t>
+      </w:r>
+      <w:r>
+        <w:rPr>
+          <w:b/>
+        </w:rPr>
+        <w:t>evidence</w:t>
+      </w:r>
+      <w:r>
+        <w:rPr>
+          <w:b w:val="0"/>
+        </w:rPr>
+        <w:t xml:space="preserve"> into: Hold Out Test Data.</w:t>
       </w:r>
     </w:p>
     <w:p>
@@ -2996,6 +5000,11 @@
       </w:r>
     </w:p>
     <w:p>
+      <w:r>
+        <w:t>Revisit the complete Train a Regression Model case for supported practice. Repeated examples do not become fresh assessments.</w:t>
+      </w:r>
+    </w:p>
+    <w:p>
       <w:pPr>
         <w:pStyle w:val="Heading3"/>
       </w:pPr>
@@ -3004,7 +5013,13 @@
       </w:r>
     </w:p>
     <w:p>
-      <w:r>
+      <w:pPr>
+        <w:spacing w:line="336" w:lineRule="auto" w:after="180"/>
+      </w:pPr>
+      <w:r>
+        <w:rPr>
+          <w:b w:val="0"/>
+        </w:rPr>
         <w:t>Use the supplied details to practise the weekly concept before attempting the independent question. This case extends the illustrated lesson.</w:t>
       </w:r>
     </w:p>
@@ -3017,8 +5032,26 @@
       </w:r>
     </w:p>
     <w:p>
-      <w:r>
-        <w:t>Supplied fitted rule: height=2 times age+1. Held-out observations are (3,8),(4,9).</w:t>
+      <w:pPr>
+        <w:spacing w:line="336" w:lineRule="auto" w:after="180"/>
+      </w:pPr>
+      <w:r>
+        <w:rPr>
+          <w:b w:val="0"/>
+        </w:rPr>
+        <w:t xml:space="preserve">Supplied fitted rule: height=2 times age+1. Held-out </w:t>
+      </w:r>
+      <w:r>
+        <w:rPr>
+          <w:b/>
+        </w:rPr>
+        <w:t>observation</w:t>
+      </w:r>
+      <w:r>
+        <w:rPr>
+          <w:b w:val="0"/>
+        </w:rPr>
+        <w:t>s are (3,8),(4,9).</w:t>
       </w:r>
     </w:p>
     <w:p>
@@ -3030,7 +5063,13 @@
       </w:r>
     </w:p>
     <w:p>
-      <w:r>
+      <w:pPr>
+        <w:spacing w:line="336" w:lineRule="auto" w:after="180"/>
+      </w:pPr>
+      <w:r>
+        <w:rPr>
+          <w:b w:val="0"/>
+        </w:rPr>
         <w:t>Predict and evaluate; distinguish inference.</w:t>
       </w:r>
     </w:p>
@@ -3043,8 +5082,20 @@
       </w:r>
     </w:p>
     <w:p>
-      <w:r>
-        <w:t>Predictions 7,9; errors 1,0; MAE=.5 cm. Applying a supplied equation does not show how it was fitted.</w:t>
+      <w:pPr>
+        <w:spacing w:line="336" w:lineRule="auto" w:after="180"/>
+      </w:pPr>
+      <w:r>
+        <w:rPr>
+          <w:b/>
+        </w:rPr>
+        <w:t>Prediction</w:t>
+      </w:r>
+      <w:r>
+        <w:rPr>
+          <w:b w:val="0"/>
+        </w:rPr>
+        <w:t>s 7,9; errors 1,0; MAE=.5 cm. Applying a supplied equation does not show how it was fitted.</w:t>
       </w:r>
     </w:p>
     <w:p>
@@ -3056,7 +5107,14 @@
       </w:r>
     </w:p>
     <w:p>
-      <w:r>
+      <w:pPr>
+        <w:spacing w:line="336" w:lineRule="auto" w:after="180"/>
+        <w:shd w:fill="F5F1FB"/>
+      </w:pPr>
+      <w:r>
+        <w:rPr>
+          <w:b w:val="0"/>
+        </w:rPr>
         <w:t>Which detail supports the answer, and why does it matter?</w:t>
       </w:r>
     </w:p>
@@ -3234,18 +5292,54 @@
       </w:tr>
     </w:tbl>
     <w:p>
-      <w:r>
-        <w:t>Supplied fitted rule: height=2 times age+1. Held-out observations are (3,8),(4,9).</w:t>
-      </w:r>
-    </w:p>
-    <w:p>
-      <w:r>
+      <w:pPr>
+        <w:spacing w:line="336" w:lineRule="auto" w:after="180"/>
+      </w:pPr>
+      <w:r>
+        <w:rPr>
+          <w:b w:val="0"/>
+        </w:rPr>
+        <w:t xml:space="preserve">Supplied fitted rule: height=2 times age+1. Held-out </w:t>
+      </w:r>
+      <w:r>
+        <w:rPr>
+          <w:b/>
+        </w:rPr>
+        <w:t>observation</w:t>
+      </w:r>
+      <w:r>
+        <w:rPr>
+          <w:b w:val="0"/>
+        </w:rPr>
+        <w:t>s are (3,8),(4,9).</w:t>
+      </w:r>
+    </w:p>
+    <w:p>
+      <w:pPr>
+        <w:spacing w:line="336" w:lineRule="auto" w:after="180"/>
+      </w:pPr>
+      <w:r>
+        <w:rPr>
+          <w:b w:val="0"/>
+        </w:rPr>
         <w:t>Predict and evaluate; distinguish inference.</w:t>
       </w:r>
     </w:p>
     <w:p>
-      <w:r>
-        <w:t>Predictions 7,9; errors 1,0; MAE=.5 cm. Applying a supplied equation does not show how it was fitted.</w:t>
+      <w:pPr>
+        <w:spacing w:line="336" w:lineRule="auto" w:after="180"/>
+      </w:pPr>
+      <w:r>
+        <w:rPr>
+          <w:b/>
+        </w:rPr>
+        <w:t>Prediction</w:t>
+      </w:r>
+      <w:r>
+        <w:rPr>
+          <w:b w:val="0"/>
+        </w:rPr>
+        <w:t>s 7,9; errors 1,0; MAE=.5 cm. Applying a supplied equation does not show how it was fitted.</w:t>
       </w:r>
     </w:p>
     <w:p>
@@ -3257,6 +5351,11 @@
       </w:r>
     </w:p>
     <w:p>
+      <w:r>
+        <w:t>Attempt the reserved new case before feedback. Record support; the earlier examples below remain additional practice.</w:t>
+      </w:r>
+    </w:p>
+    <w:p>
       <w:pPr>
         <w:pStyle w:val="Heading3"/>
       </w:pPr>
@@ -3265,8 +5364,20 @@
       </w:r>
     </w:p>
     <w:p>
-      <w:r>
-        <w:t>Training (0, 2),(1, 5),(2, 8). Candidates m 2 b 2, m 3 b 1, m 3 b 2. Select by SSE, then score (3, 10),(4, 15) with MAE.</w:t>
+      <w:pPr>
+        <w:spacing w:line="336" w:lineRule="auto" w:after="180"/>
+      </w:pPr>
+      <w:r>
+        <w:rPr>
+          <w:b/>
+        </w:rPr>
+        <w:t>Training</w:t>
+      </w:r>
+      <w:r>
+        <w:rPr>
+          <w:b w:val="0"/>
+        </w:rPr>
+        <w:t xml:space="preserve"> (0, 2),(1, 5),(2, 8). Candidates m 2 b 2, m 3 b 1, m 3 b 2. Select by SSE, then score (3, 10),(4, 15) with MAE.</w:t>
       </w:r>
     </w:p>
     <w:p>
@@ -3313,7 +5424,13 @@
       </w:r>
     </w:p>
     <w:p>
-      <w:r>
+      <w:pPr>
+        <w:spacing w:line="336" w:lineRule="auto" w:after="180"/>
+      </w:pPr>
+      <w:r>
+        <w:rPr>
+          <w:b w:val="0"/>
+        </w:rPr>
         <w:t>Attempt this case before feedback. Record any help. Earlier examples below are further practice; a case already practised with feedback cannot establish fresh transfer.</w:t>
       </w:r>
     </w:p>
@@ -3326,18 +5443,55 @@
       </w:r>
     </w:p>
     <w:p>
-      <w:r>
+      <w:pPr>
+        <w:spacing w:line="336" w:lineRule="auto" w:after="180"/>
+      </w:pPr>
+      <w:r>
+        <w:rPr>
+          <w:b w:val="0"/>
+        </w:rPr>
         <w:t>Close the worked explanation. Apply the idea to this different question without copying.</w:t>
       </w:r>
     </w:p>
     <w:p>
-      <w:r>
-        <w:t>A regression model has validation MAE 2.4 cm; a training-mean baseline has validation MAE 2.0 cm on the same examples. Which performs better on this metric?</w:t>
-      </w:r>
-    </w:p>
-    <w:p>
-      <w:r>
-        <w:t>My answer, with a trace, calculation or supporting evidence</w:t>
+      <w:pPr>
+        <w:spacing w:line="336" w:lineRule="auto" w:after="180"/>
+        <w:shd w:fill="F5F1FB"/>
+      </w:pPr>
+      <w:r>
+        <w:rPr>
+          <w:b w:val="0"/>
+        </w:rPr>
+        <w:t xml:space="preserve">A regression model has validation MAE 2.4 cm; a </w:t>
+      </w:r>
+      <w:r>
+        <w:rPr>
+          <w:b/>
+        </w:rPr>
+        <w:t>training</w:t>
+      </w:r>
+      <w:r>
+        <w:rPr>
+          <w:b w:val="0"/>
+        </w:rPr>
+        <w:t>-mean baseline has validation MAE 2.0 cm on the same examples. Which performs better on this metric?</w:t>
+      </w:r>
+    </w:p>
+    <w:p>
+      <w:pPr>
+        <w:spacing w:line="336" w:lineRule="auto" w:after="180"/>
+      </w:pPr>
+      <w:r>
+        <w:rPr>
+          <w:b w:val="0"/>
+        </w:rPr>
+        <w:t xml:space="preserve">My answer, with a trace, calculation or supporting </w:t>
+      </w:r>
+      <w:r>
+        <w:rPr>
+          <w:b/>
+        </w:rPr>
+        <w:t>evidence</w:t>
       </w:r>
     </w:p>
     <w:p>
@@ -3382,13 +5536,37 @@
       </w:r>
     </w:p>
     <w:p>
-      <w:r>
+      <w:pPr>
+        <w:spacing w:line="336" w:lineRule="auto" w:after="180"/>
+      </w:pPr>
+      <w:r>
+        <w:rPr>
+          <w:b w:val="0"/>
+        </w:rPr>
         <w:t>Change one relevant detail. Predict the result before testing. Include a boundary or missing-information case when it helps reveal a limit.</w:t>
       </w:r>
     </w:p>
     <w:p>
-      <w:r>
-        <w:t>My changed input and expected result</w:t>
+      <w:pPr>
+        <w:spacing w:line="336" w:lineRule="auto" w:after="180"/>
+      </w:pPr>
+      <w:r>
+        <w:rPr>
+          <w:b w:val="0"/>
+        </w:rPr>
+        <w:t xml:space="preserve">My changed </w:t>
+      </w:r>
+      <w:r>
+        <w:rPr>
+          <w:b/>
+        </w:rPr>
+        <w:t>input</w:t>
+      </w:r>
+      <w:r>
+        <w:rPr>
+          <w:b w:val="0"/>
+        </w:rPr>
+        <w:t xml:space="preserve"> and expected result</w:t>
       </w:r>
     </w:p>
     <w:p>
@@ -3433,13 +5611,37 @@
       </w:r>
     </w:p>
     <w:p>
-      <w:r>
+      <w:pPr>
+        <w:spacing w:line="336" w:lineRule="auto" w:after="180"/>
+      </w:pPr>
+      <w:r>
+        <w:rPr>
+          <w:b w:val="0"/>
+        </w:rPr>
         <w:t>Add the regression experiment to the project appendix only as a separate, clearly limited model.</w:t>
       </w:r>
     </w:p>
     <w:p>
-      <w:r>
-        <w:t>The evidence I will keep</w:t>
+      <w:pPr>
+        <w:spacing w:line="336" w:lineRule="auto" w:after="180"/>
+      </w:pPr>
+      <w:r>
+        <w:rPr>
+          <w:b w:val="0"/>
+        </w:rPr>
+        <w:t xml:space="preserve">The </w:t>
+      </w:r>
+      <w:r>
+        <w:rPr>
+          <w:b/>
+        </w:rPr>
+        <w:t>evidence</w:t>
+      </w:r>
+      <w:r>
+        <w:rPr>
+          <w:b w:val="0"/>
+        </w:rPr>
+        <w:t xml:space="preserve"> I will keep</w:t>
       </w:r>
     </w:p>
     <w:p>
@@ -3476,8 +5678,26 @@
       </w:r>
     </w:p>
     <w:p>
-      <w:r>
-        <w:t>Your teacher has the independent answer and scoring criteria. Complete the matching workbook week to keep your practice evidence together.</w:t>
+      <w:pPr>
+        <w:spacing w:line="336" w:lineRule="auto" w:after="180"/>
+      </w:pPr>
+      <w:r>
+        <w:rPr>
+          <w:b w:val="0"/>
+        </w:rPr>
+        <w:t xml:space="preserve">Your teacher has the independent answer and scoring criteria. Complete the matching workbook week to keep your practice </w:t>
+      </w:r>
+      <w:r>
+        <w:rPr>
+          <w:b/>
+        </w:rPr>
+        <w:t>evidence</w:t>
+      </w:r>
+      <w:r>
+        <w:rPr>
+          <w:b w:val="0"/>
+        </w:rPr>
+        <w:t xml:space="preserve"> together.</w:t>
       </w:r>
     </w:p>
     <w:p>
@@ -3489,8 +5709,32 @@
       </w:r>
     </w:p>
     <w:p>
-      <w:r>
-        <w:t>Training points (x,y)=(1,3),(2,5),(3,7). Compare y=x+1 and y=2x+1 by training MAE; select one, then predict held-out x=4, actual=10. Explain what was fitted.</w:t>
+      <w:pPr>
+        <w:spacing w:line="336" w:lineRule="auto" w:after="180"/>
+      </w:pPr>
+      <w:r>
+        <w:rPr>
+          <w:b/>
+        </w:rPr>
+        <w:t>Training</w:t>
+      </w:r>
+      <w:r>
+        <w:rPr>
+          <w:b w:val="0"/>
+        </w:rPr>
+        <w:t xml:space="preserve"> points (x,y)=(1,3),(2,5),(3,7). Compare y=x+1 and y=2x+1 by </w:t>
+      </w:r>
+      <w:r>
+        <w:rPr>
+          <w:b/>
+        </w:rPr>
+        <w:t>training</w:t>
+      </w:r>
+      <w:r>
+        <w:rPr>
+          <w:b w:val="0"/>
+        </w:rPr>
+        <w:t xml:space="preserve"> MAE; select one, then predict held-out x=4, actual=10. Explain what was fitted.</w:t>
       </w:r>
     </w:p>
     <w:p>
@@ -3545,8 +5789,25 @@
       </w:r>
     </w:p>
     <w:p>
-      <w:r>
-        <w:t>Attempt the independent case before hints. Record whether you worked alone, used a hint or followed a model. After feedback, fix the first unsupported step and explain why it changed. A later check uses a changed case, not a copied answer.</w:t>
+      <w:pPr>
+        <w:spacing w:line="336" w:lineRule="auto" w:after="180"/>
+      </w:pPr>
+      <w:r>
+        <w:rPr>
+          <w:b w:val="0"/>
+        </w:rPr>
+        <w:t>Attempt the independent case before hints. Record whether you worked alone, used a hint or followed a model. After feedback, fix the first unsupported step and explain why it changed.</w:t>
+      </w:r>
+    </w:p>
+    <w:p>
+      <w:pPr>
+        <w:spacing w:line="336" w:lineRule="auto" w:after="180"/>
+      </w:pPr>
+      <w:r>
+        <w:rPr>
+          <w:b w:val="0"/>
+        </w:rPr>
+        <w:t>A later check uses a changed case, not a copied answer.</w:t>
       </w:r>
     </w:p>
     <w:p>
@@ -3558,29 +5819,169 @@
       </w:r>
     </w:p>
     <w:p>
+      <w:r>
+        <w:t>Follow the supplied Train a Regression Model lab. Predict first, keep actual results and explain the changed test.</w:t>
+      </w:r>
+    </w:p>
+    <w:p>
+      <w:pPr>
+        <w:spacing w:line="336" w:lineRule="auto" w:after="180"/>
+      </w:pPr>
+      <w:r>
+        <w:rPr>
+          <w:b w:val="0"/>
+        </w:rPr>
+        <w:t xml:space="preserve">Estimate </w:t>
+      </w:r>
+      <w:r>
+        <w:rPr>
+          <w:b/>
+        </w:rPr>
+        <w:t>slope</w:t>
+      </w:r>
+      <w:r>
+        <w:rPr>
+          <w:b w:val="0"/>
+        </w:rPr>
+        <w:t xml:space="preserve"> and </w:t>
+      </w:r>
+      <w:r>
+        <w:rPr>
+          <w:b/>
+        </w:rPr>
+        <w:t>intercept</w:t>
+      </w:r>
+      <w:r>
+        <w:rPr>
+          <w:b w:val="0"/>
+        </w:rPr>
+        <w:t xml:space="preserve"> from </w:t>
+      </w:r>
+      <w:r>
+        <w:rPr>
+          <w:b/>
+        </w:rPr>
+        <w:t>training</w:t>
+      </w:r>
+      <w:r>
+        <w:rPr>
+          <w:b w:val="0"/>
+        </w:rPr>
+        <w:t xml:space="preserve"> pairs using least squares. Ages are weeks and heights are cm. Test targets are excluded from </w:t>
+      </w:r>
+      <w:r>
+        <w:rPr>
+          <w:b/>
+        </w:rPr>
+        <w:t>fitting</w:t>
+      </w:r>
+      <w:r>
+        <w:rPr>
+          <w:b w:val="0"/>
+        </w:rPr>
+        <w:t xml:space="preserve">; </w:t>
+      </w:r>
+      <w:r>
+        <w:rPr>
+          <w:b/>
+        </w:rPr>
+        <w:t>training</w:t>
+      </w:r>
+      <w:r>
+        <w:rPr>
+          <w:b w:val="0"/>
+        </w:rPr>
+        <w:t xml:space="preserve"> ages must include distinct values.</w:t>
+      </w:r>
+    </w:p>
+    <w:p>
       <w:pPr>
         <w:pStyle w:val="Heading3"/>
       </w:pPr>
       <w:r>
-        <w:t>Fit and test a straight-line regression model</w:t>
-      </w:r>
-    </w:p>
-    <w:p>
-      <w:r>
-        <w:t>Estimate slope and intercept from training pairs using least squares. Ages are weeks and heights are cm. Test targets are excluded from fitting; training ages must include distinct values.</w:t>
-      </w:r>
-    </w:p>
-    <w:p>
-      <w:pPr>
-        <w:pStyle w:val="Heading3"/>
-      </w:pPr>
-      <w:r>
         <w:t>Math bridge: fitting the line</w:t>
       </w:r>
     </w:p>
     <w:p>
-      <w:r>
-        <w:t>A straight line predicts y = slope × x + intercept. Slope is the change in predicted height for one extra week; intercept is the prediction at x=0, which may lie outside the measured ages. You need means, subtraction, multiplication and squared numbers for this example; calculus is not required.</w:t>
+      <w:pPr>
+        <w:spacing w:line="336" w:lineRule="auto" w:after="180"/>
+      </w:pPr>
+      <w:r>
+        <w:rPr>
+          <w:b w:val="0"/>
+        </w:rPr>
+        <w:t xml:space="preserve">A straight line predicts y = </w:t>
+      </w:r>
+      <w:r>
+        <w:rPr>
+          <w:b/>
+        </w:rPr>
+        <w:t>slope</w:t>
+      </w:r>
+      <w:r>
+        <w:rPr>
+          <w:b w:val="0"/>
+        </w:rPr>
+        <w:t xml:space="preserve"> × x + </w:t>
+      </w:r>
+      <w:r>
+        <w:rPr>
+          <w:b/>
+        </w:rPr>
+        <w:t>intercept</w:t>
+      </w:r>
+      <w:r>
+        <w:rPr>
+          <w:b w:val="0"/>
+        </w:rPr>
+        <w:t xml:space="preserve">. </w:t>
+      </w:r>
+      <w:r>
+        <w:rPr>
+          <w:b/>
+        </w:rPr>
+        <w:t>Slope</w:t>
+      </w:r>
+      <w:r>
+        <w:rPr>
+          <w:b w:val="0"/>
+        </w:rPr>
+        <w:t xml:space="preserve"> is the change in predicted height for one extra week; </w:t>
+      </w:r>
+      <w:r>
+        <w:rPr>
+          <w:b/>
+        </w:rPr>
+        <w:t>intercept</w:t>
+      </w:r>
+      <w:r>
+        <w:rPr>
+          <w:b w:val="0"/>
+        </w:rPr>
+        <w:t xml:space="preserve"> is the </w:t>
+      </w:r>
+      <w:r>
+        <w:rPr>
+          <w:b/>
+        </w:rPr>
+        <w:t>prediction</w:t>
+      </w:r>
+      <w:r>
+        <w:rPr>
+          <w:b w:val="0"/>
+        </w:rPr>
+        <w:t xml:space="preserve"> at x=0, which may lie outside the measured ages.</w:t>
+      </w:r>
+    </w:p>
+    <w:p>
+      <w:pPr>
+        <w:spacing w:line="336" w:lineRule="auto" w:after="180"/>
+      </w:pPr>
+      <w:r>
+        <w:rPr>
+          <w:b w:val="0"/>
+        </w:rPr>
+        <w:t>You need means, subtraction, multiplication and squared numbers for this example; calculus is not required.</w:t>
       </w:r>
     </w:p>
     <w:tbl>
@@ -3850,8 +6251,73 @@
       </w:tr>
     </w:tbl>
     <w:p>
-      <w:r>
-        <w:t>Mean x=2 and mean y=5. Add the product column: 4. Add squared x differences: 2. Slope=4/2=2 cm per week. Intercept=5−2×2=1 cm. This least-squares formula chooses the line minimising squared training errors when the x values are not all identical. Compare its held-out error with a baseline; a good training fit alone is insufficient.</w:t>
+      <w:pPr>
+        <w:spacing w:line="336" w:lineRule="auto" w:after="180"/>
+      </w:pPr>
+      <w:r>
+        <w:rPr>
+          <w:b w:val="0"/>
+        </w:rPr>
+        <w:t xml:space="preserve">Mean x=2 and mean y=5. Add the product column: 4. Add squared x differences: 2. </w:t>
+      </w:r>
+      <w:r>
+        <w:rPr>
+          <w:b/>
+        </w:rPr>
+        <w:t>Slope</w:t>
+      </w:r>
+      <w:r>
+        <w:rPr>
+          <w:b w:val="0"/>
+        </w:rPr>
+        <w:t xml:space="preserve">=4/2=2 cm per week. </w:t>
+      </w:r>
+      <w:r>
+        <w:rPr>
+          <w:b/>
+        </w:rPr>
+        <w:t>Intercept</w:t>
+      </w:r>
+      <w:r>
+        <w:rPr>
+          <w:b w:val="0"/>
+        </w:rPr>
+        <w:t>=5−2×2=1 cm.</w:t>
+      </w:r>
+    </w:p>
+    <w:p>
+      <w:pPr>
+        <w:spacing w:line="336" w:lineRule="auto" w:after="180"/>
+      </w:pPr>
+      <w:r>
+        <w:rPr>
+          <w:b w:val="0"/>
+        </w:rPr>
+        <w:t xml:space="preserve">This least-squares formula chooses the line minimising squared </w:t>
+      </w:r>
+      <w:r>
+        <w:rPr>
+          <w:b/>
+        </w:rPr>
+        <w:t>training</w:t>
+      </w:r>
+      <w:r>
+        <w:rPr>
+          <w:b w:val="0"/>
+        </w:rPr>
+        <w:t xml:space="preserve"> errors when the x values are not all identical. Compare its held-out error with a baseline; a good </w:t>
+      </w:r>
+      <w:r>
+        <w:rPr>
+          <w:b/>
+        </w:rPr>
+        <w:t>training</w:t>
+      </w:r>
+      <w:r>
+        <w:rPr>
+          <w:b w:val="0"/>
+        </w:rPr>
+        <w:t xml:space="preserve"> fit alone is insufficient.</w:t>
       </w:r>
     </w:p>
     <w:p>
@@ -3901,13 +6367,72 @@
       </w:r>
     </w:p>
     <w:p>
-      <w:r>
-        <w:t>Expected output: 2.0 1.0 [9.0] 1.0</w:t>
-      </w:r>
-    </w:p>
-    <w:p>
-      <w:r>
-        <w:t>The fitted line is height = 2 times age + 1. At four weeks it predicts 9 cm; the observed height of 10 cm gives an absolute error and one-case MAE of 1 cm. Fitting a line and applying a supplied line are different activities. One held-out case is very limited evidence.</w:t>
+      <w:pPr>
+        <w:spacing w:line="336" w:lineRule="auto" w:after="180"/>
+      </w:pPr>
+      <w:r>
+        <w:rPr>
+          <w:b w:val="0"/>
+        </w:rPr>
+        <w:t xml:space="preserve">Expected </w:t>
+      </w:r>
+      <w:r>
+        <w:rPr>
+          <w:b/>
+        </w:rPr>
+        <w:t>output</w:t>
+      </w:r>
+      <w:r>
+        <w:rPr>
+          <w:b w:val="0"/>
+        </w:rPr>
+        <w:t>: 2.0 1.0 [9.0] 1.0</w:t>
+      </w:r>
+    </w:p>
+    <w:p>
+      <w:pPr>
+        <w:spacing w:line="336" w:lineRule="auto" w:after="180"/>
+      </w:pPr>
+      <w:r>
+        <w:rPr>
+          <w:b w:val="0"/>
+        </w:rPr>
+        <w:t xml:space="preserve">The fitted line is height = 2 times age + 1. At four weeks it predicts 9 cm; the observed height of 10 cm gives an absolute error and one-case MAE of 1 cm. </w:t>
+      </w:r>
+      <w:r>
+        <w:rPr>
+          <w:b/>
+        </w:rPr>
+        <w:t>Fitting</w:t>
+      </w:r>
+      <w:r>
+        <w:rPr>
+          <w:b w:val="0"/>
+        </w:rPr>
+        <w:t xml:space="preserve"> a line and applying a supplied line are different activities.</w:t>
+      </w:r>
+    </w:p>
+    <w:p>
+      <w:pPr>
+        <w:spacing w:line="336" w:lineRule="auto" w:after="180"/>
+      </w:pPr>
+      <w:r>
+        <w:rPr>
+          <w:b w:val="0"/>
+        </w:rPr>
+        <w:t xml:space="preserve">One held-out case is very limited </w:t>
+      </w:r>
+      <w:r>
+        <w:rPr>
+          <w:b/>
+        </w:rPr>
+        <w:t>evidence</w:t>
+      </w:r>
+      <w:r>
+        <w:rPr>
+          <w:b w:val="0"/>
+        </w:rPr>
+        <w:t>.</w:t>
       </w:r>
     </w:p>
     <w:p>
@@ -3919,13 +6444,67 @@
       </w:r>
     </w:p>
     <w:p>
-      <w:r>
-        <w:t>Change the held-out height from 10 to 8 without changing the training data. Predict the fit, prediction and MAE.</w:t>
-      </w:r>
-    </w:p>
-    <w:p>
-      <w:r>
-        <w:t>My prediction and evidence</w:t>
+      <w:pPr>
+        <w:spacing w:line="336" w:lineRule="auto" w:after="180"/>
+      </w:pPr>
+      <w:r>
+        <w:rPr>
+          <w:b w:val="0"/>
+        </w:rPr>
+        <w:t xml:space="preserve">Change the held-out height from 10 to 8 without changing the </w:t>
+      </w:r>
+      <w:r>
+        <w:rPr>
+          <w:b/>
+        </w:rPr>
+        <w:t>training</w:t>
+      </w:r>
+      <w:r>
+        <w:rPr>
+          <w:b w:val="0"/>
+        </w:rPr>
+        <w:t xml:space="preserve"> data. Predict the fit, </w:t>
+      </w:r>
+      <w:r>
+        <w:rPr>
+          <w:b/>
+        </w:rPr>
+        <w:t>prediction</w:t>
+      </w:r>
+      <w:r>
+        <w:rPr>
+          <w:b w:val="0"/>
+        </w:rPr>
+        <w:t xml:space="preserve"> and MAE.</w:t>
+      </w:r>
+    </w:p>
+    <w:p>
+      <w:pPr>
+        <w:spacing w:line="336" w:lineRule="auto" w:after="180"/>
+      </w:pPr>
+      <w:r>
+        <w:rPr>
+          <w:b w:val="0"/>
+        </w:rPr>
+        <w:t xml:space="preserve">My </w:t>
+      </w:r>
+      <w:r>
+        <w:rPr>
+          <w:b/>
+        </w:rPr>
+        <w:t>prediction</w:t>
+      </w:r>
+      <w:r>
+        <w:rPr>
+          <w:b w:val="0"/>
+        </w:rPr>
+        <w:t xml:space="preserve"> and </w:t>
+      </w:r>
+      <w:r>
+        <w:rPr>
+          <w:b/>
+        </w:rPr>
+        <w:t>evidence</w:t>
       </w:r>
     </w:p>
     <w:p>
@@ -3971,7 +6550,42 @@
     </w:p>
     <w:p>
       <w:r>
-        <w:t>Start with this question: Fit a toy growth line from training pairs, then leave evaluation labels out of fitting.</w:t>
+        <w:t>Use this map to navigate Train a Regression Model, connect the goals to tasks and keep one evidence record for each attempt.</w:t>
+      </w:r>
+    </w:p>
+    <w:p>
+      <w:pPr>
+        <w:spacing w:line="336" w:lineRule="auto" w:after="180"/>
+      </w:pPr>
+      <w:r>
+        <w:rPr>
+          <w:b w:val="0"/>
+        </w:rPr>
+        <w:t xml:space="preserve">Start with this question: Fit a toy growth line from </w:t>
+      </w:r>
+      <w:r>
+        <w:rPr>
+          <w:b/>
+        </w:rPr>
+        <w:t>training</w:t>
+      </w:r>
+      <w:r>
+        <w:rPr>
+          <w:b w:val="0"/>
+        </w:rPr>
+        <w:t xml:space="preserve"> pairs, then leave evaluation labels out of </w:t>
+      </w:r>
+      <w:r>
+        <w:rPr>
+          <w:b/>
+        </w:rPr>
+        <w:t>fitting</w:t>
+      </w:r>
+      <w:r>
+        <w:rPr>
+          <w:b w:val="0"/>
+        </w:rPr>
+        <w:t>.</w:t>
       </w:r>
     </w:p>
     <w:tbl>
@@ -4077,13 +6691,61 @@
       </w:tr>
     </w:tbl>
     <w:p>
-      <w:r>
-        <w:t>Remember → watch and explain → try with help → investigate → try independently → keep project evidence. Your teacher may spread this lesson across several classes.</w:t>
-      </w:r>
-    </w:p>
-    <w:p>
-      <w:r>
-        <w:t>Keep your first prediction. Compare it with what the evidence shows and explain any change.</w:t>
+      <w:pPr>
+        <w:spacing w:line="336" w:lineRule="auto" w:after="180"/>
+      </w:pPr>
+      <w:r>
+        <w:rPr>
+          <w:b w:val="0"/>
+        </w:rPr>
+        <w:t xml:space="preserve">Remember → watch and explain → try with help → investigate → try independently → keep project </w:t>
+      </w:r>
+      <w:r>
+        <w:rPr>
+          <w:b/>
+        </w:rPr>
+        <w:t>evidence</w:t>
+      </w:r>
+      <w:r>
+        <w:rPr>
+          <w:b w:val="0"/>
+        </w:rPr>
+        <w:t>. Your teacher may spread this lesson across several classes.</w:t>
+      </w:r>
+    </w:p>
+    <w:p>
+      <w:pPr>
+        <w:spacing w:line="336" w:lineRule="auto" w:after="180"/>
+      </w:pPr>
+      <w:r>
+        <w:rPr>
+          <w:b w:val="0"/>
+        </w:rPr>
+        <w:t xml:space="preserve">Keep your first </w:t>
+      </w:r>
+      <w:r>
+        <w:rPr>
+          <w:b/>
+        </w:rPr>
+        <w:t>prediction</w:t>
+      </w:r>
+      <w:r>
+        <w:rPr>
+          <w:b w:val="0"/>
+        </w:rPr>
+        <w:t xml:space="preserve">. Compare it with what the </w:t>
+      </w:r>
+      <w:r>
+        <w:rPr>
+          <w:b/>
+        </w:rPr>
+        <w:t>evidence</w:t>
+      </w:r>
+      <w:r>
+        <w:rPr>
+          <w:b w:val="0"/>
+        </w:rPr>
+        <w:t xml:space="preserve"> shows and explain any change.</w:t>
       </w:r>
     </w:p>
     <w:p>
@@ -4096,7 +6758,36 @@
     </w:p>
     <w:p>
       <w:r>
-        <w:t>Close your notes. Explain this goal in your own words: Fit a line from a declared training candidate set</w:t>
+        <w:t>Explain Train a Regression Model without notes, identify a remaining question and plan a later check with a changed case.</w:t>
+      </w:r>
+    </w:p>
+    <w:p>
+      <w:pPr>
+        <w:spacing w:line="336" w:lineRule="auto" w:after="180"/>
+      </w:pPr>
+      <w:r>
+        <w:rPr>
+          <w:b w:val="0"/>
+        </w:rPr>
+        <w:t xml:space="preserve">Close your notes. Explain this goal in your own words: Fit a line from a declared </w:t>
+      </w:r>
+      <w:r>
+        <w:rPr>
+          <w:b/>
+        </w:rPr>
+        <w:t>training</w:t>
+      </w:r>
+      <w:r>
+        <w:rPr>
+          <w:b w:val="0"/>
+        </w:rPr>
+        <w:t xml:space="preserve"> </w:t>
+      </w:r>
+      <w:r>
+        <w:rPr>
+          <w:b/>
+        </w:rPr>
+        <w:t>candidate set</w:t>
       </w:r>
     </w:p>
     <w:p>
@@ -4133,13 +6824,61 @@
       </w:r>
     </w:p>
     <w:p>
-      <w:r>
-        <w:t>If you are unsure, return to the worked picture and explain one arrow. If you are ready, change an input or assumption and justify your prediction.</w:t>
-      </w:r>
-    </w:p>
-    <w:p>
-      <w:r>
-        <w:t>Save your workbook evidence. At the next review, try a different case before opening your old answer.</w:t>
+      <w:pPr>
+        <w:spacing w:line="336" w:lineRule="auto" w:after="180"/>
+      </w:pPr>
+      <w:r>
+        <w:rPr>
+          <w:b w:val="0"/>
+        </w:rPr>
+        <w:t xml:space="preserve">If you are unsure, return to the worked picture and explain one arrow. If you are ready, change an </w:t>
+      </w:r>
+      <w:r>
+        <w:rPr>
+          <w:b/>
+        </w:rPr>
+        <w:t>input</w:t>
+      </w:r>
+      <w:r>
+        <w:rPr>
+          <w:b w:val="0"/>
+        </w:rPr>
+        <w:t xml:space="preserve"> or assumption and justify your </w:t>
+      </w:r>
+      <w:r>
+        <w:rPr>
+          <w:b/>
+        </w:rPr>
+        <w:t>prediction</w:t>
+      </w:r>
+      <w:r>
+        <w:rPr>
+          <w:b w:val="0"/>
+        </w:rPr>
+        <w:t>.</w:t>
+      </w:r>
+    </w:p>
+    <w:p>
+      <w:pPr>
+        <w:spacing w:line="336" w:lineRule="auto" w:after="180"/>
+      </w:pPr>
+      <w:r>
+        <w:rPr>
+          <w:b w:val="0"/>
+        </w:rPr>
+        <w:t xml:space="preserve">Save your workbook </w:t>
+      </w:r>
+      <w:r>
+        <w:rPr>
+          <w:b/>
+        </w:rPr>
+        <w:t>evidence</w:t>
+      </w:r>
+      <w:r>
+        <w:rPr>
+          <w:b w:val="0"/>
+        </w:rPr>
+        <w:t>. At the next review, try a different case before opening your old answer.</w:t>
       </w:r>
     </w:p>
     <w:p>
@@ -4152,12 +6891,53 @@
     </w:p>
     <w:p>
       <w:r>
+        <w:t>Attempt supported questions before using hints or feedback. Review a missing building block, then keep the completed work.</w:t>
+      </w:r>
+    </w:p>
+    <w:p>
+      <w:pPr>
+        <w:spacing w:line="336" w:lineRule="auto" w:after="180"/>
+      </w:pPr>
+      <w:r>
+        <w:rPr>
+          <w:b w:val="0"/>
+        </w:rPr>
         <w:t>Use this supported practice once, in the browser or on paper. Keep the reserved independent assessment for a separate first attempt before teacher feedback.</w:t>
       </w:r>
     </w:p>
     <w:p>
-      <w:r>
-        <w:t>Fit a toy growth line from training pairs, then leave evaluation labels out of fitting.</w:t>
+      <w:pPr>
+        <w:spacing w:line="336" w:lineRule="auto" w:after="180"/>
+      </w:pPr>
+      <w:r>
+        <w:rPr>
+          <w:b w:val="0"/>
+        </w:rPr>
+        <w:t xml:space="preserve">Fit a toy growth line from </w:t>
+      </w:r>
+      <w:r>
+        <w:rPr>
+          <w:b/>
+        </w:rPr>
+        <w:t>training</w:t>
+      </w:r>
+      <w:r>
+        <w:rPr>
+          <w:b w:val="0"/>
+        </w:rPr>
+        <w:t xml:space="preserve"> pairs, then leave evaluation labels out of </w:t>
+      </w:r>
+      <w:r>
+        <w:rPr>
+          <w:b/>
+        </w:rPr>
+        <w:t>fitting</w:t>
+      </w:r>
+      <w:r>
+        <w:rPr>
+          <w:b w:val="0"/>
+        </w:rPr>
+        <w:t>.</w:t>
       </w:r>
     </w:p>
     <w:p>
@@ -4169,22 +6949,61 @@
       </w:r>
     </w:p>
     <w:p>
-      <w:r>
+      <w:pPr>
+        <w:spacing w:line="336" w:lineRule="auto" w:after="180"/>
+      </w:pPr>
+      <w:r>
+        <w:rPr>
+          <w:b w:val="0"/>
+        </w:rPr>
         <w:t>Which labelled step matches this detail? At day3 predict7 versus observed6: absolute error1 cm.</w:t>
       </w:r>
     </w:p>
     <w:p>
-      <w:r>
+      <w:pPr>
+        <w:spacing w:line="336" w:lineRule="auto" w:after="180"/>
+        <w:shd w:fill="F4F9FC"/>
+      </w:pPr>
+      <w:r>
+        <w:rPr>
+          <w:b w:val="0"/>
+        </w:rPr>
         <w:t>1. Select line</w:t>
       </w:r>
     </w:p>
     <w:p>
-      <w:r>
-        <w:t>2. Calculate training fit</w:t>
-      </w:r>
-    </w:p>
-    <w:p>
-      <w:r>
+      <w:pPr>
+        <w:spacing w:line="336" w:lineRule="auto" w:after="180"/>
+        <w:shd w:fill="F4F9FC"/>
+      </w:pPr>
+      <w:r>
+        <w:rPr>
+          <w:b w:val="0"/>
+        </w:rPr>
+        <w:t xml:space="preserve">2. Calculate </w:t>
+      </w:r>
+      <w:r>
+        <w:rPr>
+          <w:b/>
+        </w:rPr>
+        <w:t>training</w:t>
+      </w:r>
+      <w:r>
+        <w:rPr>
+          <w:b w:val="0"/>
+        </w:rPr>
+        <w:t xml:space="preserve"> fit</w:t>
+      </w:r>
+    </w:p>
+    <w:p>
+      <w:pPr>
+        <w:spacing w:line="336" w:lineRule="auto" w:after="180"/>
+        <w:shd w:fill="F4F9FC"/>
+      </w:pPr>
+      <w:r>
+        <w:rPr>
+          <w:b w:val="0"/>
+        </w:rPr>
         <w:t>3. Evaluate once</w:t>
       </w:r>
     </w:p>
@@ -4222,40 +7041,166 @@
       </w:r>
     </w:p>
     <w:p>
-      <w:r>
+      <w:pPr>
+        <w:pStyle w:val="Heading3"/>
+      </w:pPr>
+      <w:r>
+        <w:t>Hint · try first</w:t>
+      </w:r>
+    </w:p>
+    <w:p>
+      <w:pPr>
+        <w:spacing w:line="336" w:lineRule="auto" w:after="180"/>
+        <w:shd w:fill="F1F6F8"/>
+      </w:pPr>
+      <w:r>
+        <w:rPr>
+          <w:b w:val="0"/>
+        </w:rPr>
         <w:t>Hint if needed: Read the steps in the pictorial case. Match the supplied detail to the stage that performs or records it.</w:t>
       </w:r>
     </w:p>
     <w:p>
-      <w:r>
-        <w:t>After your attempt, compare with the supported explanation: Evaluate once At day3 predict7 versus observed6: absolute error1 cm. Read the picture in order. At day3 predict7 versus observed6: absolute error1 cm. The arrows show which recorded input or intermediate result each decision uses. Explain the deciding step aloud before checking the changed case; pointing to the final answer alone does not show how it follows.</w:t>
-      </w:r>
-    </w:p>
-    <w:p>
       <w:pPr>
         <w:pStyle w:val="Heading3"/>
       </w:pPr>
       <w:r>
+        <w:t>Feedback · compare after trying</w:t>
+      </w:r>
+    </w:p>
+    <w:p>
+      <w:pPr>
+        <w:spacing w:line="336" w:lineRule="auto" w:after="180"/>
+        <w:shd w:fill="F1F6FC"/>
+      </w:pPr>
+      <w:r>
+        <w:rPr>
+          <w:b w:val="0"/>
+        </w:rPr>
+        <w:t>After your attempt, compare with the supported explanation: Evaluate once At day3 predict7 versus observed6: absolute error1 cm. Read the picture in order. At day3 predict7 versus observed6: absolute error1 cm.</w:t>
+      </w:r>
+    </w:p>
+    <w:p>
+      <w:pPr>
+        <w:spacing w:line="336" w:lineRule="auto" w:after="180"/>
+        <w:shd w:fill="F1F6FC"/>
+      </w:pPr>
+      <w:r>
+        <w:rPr>
+          <w:b w:val="0"/>
+        </w:rPr>
+        <w:t xml:space="preserve">The arrows show which recorded </w:t>
+      </w:r>
+      <w:r>
+        <w:rPr>
+          <w:b/>
+        </w:rPr>
+        <w:t>input</w:t>
+      </w:r>
+      <w:r>
+        <w:rPr>
+          <w:b w:val="0"/>
+        </w:rPr>
+        <w:t xml:space="preserve"> or intermediate result each decision uses. Explain the deciding step aloud before checking the changed case; pointing to the final answer alone does not show how it follows.</w:t>
+      </w:r>
+    </w:p>
+    <w:p>
+      <w:pPr>
+        <w:pStyle w:val="Heading3"/>
+      </w:pPr>
+      <w:r>
         <w:t>Practice 2: explain the deciding evidence</w:t>
       </w:r>
     </w:p>
     <w:p>
-      <w:r>
-        <w:t>Changed-case practice: Evaluation observation becomes8 instead of6. Which conclusion is supported by the supplied facts?</w:t>
-      </w:r>
-    </w:p>
-    <w:p>
-      <w:r>
-        <w:t>1. We can decide the result without examining the changed input or the procedure.</w:t>
-      </w:r>
-    </w:p>
-    <w:p>
-      <w:r>
-        <w:t>2. This one example guarantees correct results for every future input.</w:t>
-      </w:r>
-    </w:p>
-    <w:p>
-      <w:r>
+      <w:pPr>
+        <w:pStyle w:val="Heading3"/>
+      </w:pPr>
+      <w:r>
+        <w:t>Changed case · predict first</w:t>
+      </w:r>
+    </w:p>
+    <w:p>
+      <w:pPr>
+        <w:spacing w:line="336" w:lineRule="auto" w:after="180"/>
+        <w:shd w:fill="F5F1FB"/>
+      </w:pPr>
+      <w:r>
+        <w:rPr>
+          <w:b w:val="0"/>
+        </w:rPr>
+        <w:t xml:space="preserve">Changed-case practice: Evaluation </w:t>
+      </w:r>
+      <w:r>
+        <w:rPr>
+          <w:b/>
+        </w:rPr>
+        <w:t>observation</w:t>
+      </w:r>
+      <w:r>
+        <w:rPr>
+          <w:b w:val="0"/>
+        </w:rPr>
+        <w:t xml:space="preserve"> becomes8 instead of6. Which conclusion is supported by the supplied facts?</w:t>
+      </w:r>
+    </w:p>
+    <w:p>
+      <w:pPr>
+        <w:spacing w:line="336" w:lineRule="auto" w:after="180"/>
+        <w:shd w:fill="F4F9FC"/>
+      </w:pPr>
+      <w:r>
+        <w:rPr>
+          <w:b w:val="0"/>
+        </w:rPr>
+        <w:t xml:space="preserve">1. We can decide the result without examining the changed </w:t>
+      </w:r>
+      <w:r>
+        <w:rPr>
+          <w:b/>
+        </w:rPr>
+        <w:t>input</w:t>
+      </w:r>
+      <w:r>
+        <w:rPr>
+          <w:b w:val="0"/>
+        </w:rPr>
+        <w:t xml:space="preserve"> or the procedure.</w:t>
+      </w:r>
+    </w:p>
+    <w:p>
+      <w:pPr>
+        <w:spacing w:line="336" w:lineRule="auto" w:after="180"/>
+        <w:shd w:fill="F4F9FC"/>
+      </w:pPr>
+      <w:r>
+        <w:rPr>
+          <w:b w:val="0"/>
+        </w:rPr>
+        <w:t xml:space="preserve">2. This one example guarantees correct results for every future </w:t>
+      </w:r>
+      <w:r>
+        <w:rPr>
+          <w:b/>
+        </w:rPr>
+        <w:t>input</w:t>
+      </w:r>
+      <w:r>
+        <w:rPr>
+          <w:b w:val="0"/>
+        </w:rPr>
+        <w:t>.</w:t>
+      </w:r>
+    </w:p>
+    <w:p>
+      <w:pPr>
+        <w:spacing w:line="336" w:lineRule="auto" w:after="180"/>
+        <w:shd w:fill="F4F9FC"/>
+      </w:pPr>
+      <w:r>
+        <w:rPr>
+          <w:b w:val="0"/>
+        </w:rPr>
         <w:t>3. Absolute evaluation error stays1 cm, but residual changes from-1 to+1.</w:t>
       </w:r>
     </w:p>
@@ -4293,36 +7238,189 @@
       </w:r>
     </w:p>
     <w:p>
-      <w:r>
+      <w:pPr>
+        <w:pStyle w:val="Heading3"/>
+      </w:pPr>
+      <w:r>
+        <w:t>Hint · try first</w:t>
+      </w:r>
+    </w:p>
+    <w:p>
+      <w:pPr>
+        <w:spacing w:line="336" w:lineRule="auto" w:after="180"/>
+        <w:shd w:fill="F1F6F8"/>
+      </w:pPr>
+      <w:r>
+        <w:rPr>
+          <w:b w:val="0"/>
+        </w:rPr>
         <w:t>Hint if needed: Use the changed condition and the deciding step in the pictorial trace. The answer must say what follows from those facts.</w:t>
       </w:r>
     </w:p>
     <w:p>
-      <w:r>
-        <w:t>After your attempt, compare with the supported explanation: Absolute evaluation error stays1 cm, but residual changes from-1 to+1. Prediction7 remains frozen; changed observation8 reverses the error direction.</w:t>
-      </w:r>
-    </w:p>
-    <w:p>
       <w:pPr>
         <w:pStyle w:val="Heading3"/>
       </w:pPr>
       <w:r>
+        <w:t>Feedback · compare after trying</w:t>
+      </w:r>
+    </w:p>
+    <w:p>
+      <w:pPr>
+        <w:spacing w:line="336" w:lineRule="auto" w:after="180"/>
+        <w:shd w:fill="F1F6FC"/>
+      </w:pPr>
+      <w:r>
+        <w:rPr>
+          <w:b w:val="0"/>
+        </w:rPr>
+        <w:t xml:space="preserve">After your attempt, compare with the supported explanation: Absolute evaluation error stays1 cm, but residual changes from-1 to+1. </w:t>
+      </w:r>
+      <w:r>
+        <w:rPr>
+          <w:b/>
+        </w:rPr>
+        <w:t>Prediction</w:t>
+      </w:r>
+      <w:r>
+        <w:rPr>
+          <w:b w:val="0"/>
+        </w:rPr>
+        <w:t xml:space="preserve">7 remains frozen; changed </w:t>
+      </w:r>
+      <w:r>
+        <w:rPr>
+          <w:b/>
+        </w:rPr>
+        <w:t>observation</w:t>
+      </w:r>
+      <w:r>
+        <w:rPr>
+          <w:b w:val="0"/>
+        </w:rPr>
+        <w:t>8 reverses the error direction.</w:t>
+      </w:r>
+    </w:p>
+    <w:p>
+      <w:pPr>
+        <w:pStyle w:val="Heading3"/>
+      </w:pPr>
+      <w:r>
         <w:t>Repair a missing building block</w:t>
       </w:r>
     </w:p>
     <w:p>
-      <w:r>
-        <w:t>Review Absolute Error and MAE (ai-4/21). Goal: Calculate MAE MSE and RMSE. Short practice: Why is quoting MSE as4.67 cm misleading? Point to the relevant step in the picture, then write the changed result and the rule or evidence that supports it.. Return to this week and explain what you changed.</w:t>
-      </w:r>
-    </w:p>
-    <w:p>
-      <w:r>
-        <w:t>Review Regression and Residuals (ai-4/19). Goal: Distinguish numeric prediction from classification. Short practice: Which statistic reveals the size of errors without cancellation? Point to the relevant step in the picture, then write the changed result and the rule or evidence that supports it.. Return to this week and explain what you changed.</w:t>
-      </w:r>
-    </w:p>
-    <w:p>
-      <w:r>
-        <w:t>Review Accuracy and Imbalance (ai-4/16). Goal: Explain why overall accuracy can hide failure on a less common class. Short practice: Why can the 90% baseline still be unsuitable for a detection task? Point to the relevant step in the picture, then write the changed result and the rule or evidence that supports it.. Return to this week and explain what you changed.</w:t>
+      <w:pPr>
+        <w:spacing w:line="336" w:lineRule="auto" w:after="180"/>
+      </w:pPr>
+      <w:r>
+        <w:rPr>
+          <w:b w:val="0"/>
+        </w:rPr>
+        <w:t>Review Absolute Error and MAE (ai-4/21). Goal: Calculate MAE MSE and RMSE. Short practice: Why is quoting MSE as4.67 cm misleading?</w:t>
+      </w:r>
+    </w:p>
+    <w:p>
+      <w:pPr>
+        <w:spacing w:line="336" w:lineRule="auto" w:after="180"/>
+      </w:pPr>
+      <w:r>
+        <w:rPr>
+          <w:b w:val="0"/>
+        </w:rPr>
+        <w:t xml:space="preserve">Point to the relevant step in the picture, then write the changed result and the rule or </w:t>
+      </w:r>
+      <w:r>
+        <w:rPr>
+          <w:b/>
+        </w:rPr>
+        <w:t>evidence</w:t>
+      </w:r>
+      <w:r>
+        <w:rPr>
+          <w:b w:val="0"/>
+        </w:rPr>
+        <w:t xml:space="preserve"> that supports it.. Return to this week and explain what you changed.</w:t>
+      </w:r>
+    </w:p>
+    <w:p>
+      <w:pPr>
+        <w:spacing w:line="336" w:lineRule="auto" w:after="180"/>
+      </w:pPr>
+      <w:r>
+        <w:rPr>
+          <w:b w:val="0"/>
+        </w:rPr>
+        <w:t xml:space="preserve">Review Regression and Residuals (ai-4/19). Goal: Distinguish numeric </w:t>
+      </w:r>
+      <w:r>
+        <w:rPr>
+          <w:b/>
+        </w:rPr>
+        <w:t>prediction</w:t>
+      </w:r>
+      <w:r>
+        <w:rPr>
+          <w:b w:val="0"/>
+        </w:rPr>
+        <w:t xml:space="preserve"> from classification. Short practice: Which statistic reveals the size of errors without cancellation?</w:t>
+      </w:r>
+    </w:p>
+    <w:p>
+      <w:pPr>
+        <w:spacing w:line="336" w:lineRule="auto" w:after="180"/>
+      </w:pPr>
+      <w:r>
+        <w:rPr>
+          <w:b w:val="0"/>
+        </w:rPr>
+        <w:t xml:space="preserve">Point to the relevant step in the picture, then write the changed result and the rule or </w:t>
+      </w:r>
+      <w:r>
+        <w:rPr>
+          <w:b/>
+        </w:rPr>
+        <w:t>evidence</w:t>
+      </w:r>
+      <w:r>
+        <w:rPr>
+          <w:b w:val="0"/>
+        </w:rPr>
+        <w:t xml:space="preserve"> that supports it.. Return to this week and explain what you changed.</w:t>
+      </w:r>
+    </w:p>
+    <w:p>
+      <w:pPr>
+        <w:spacing w:line="336" w:lineRule="auto" w:after="180"/>
+      </w:pPr>
+      <w:r>
+        <w:rPr>
+          <w:b w:val="0"/>
+        </w:rPr>
+        <w:t>Review Accuracy and Imbalance (ai-4/16). Goal: Explain why overall accuracy can hide failure on a less common class. Short practice: Why can the 90% baseline still be unsuitable for a detection task?</w:t>
+      </w:r>
+    </w:p>
+    <w:p>
+      <w:pPr>
+        <w:spacing w:line="336" w:lineRule="auto" w:after="180"/>
+      </w:pPr>
+      <w:r>
+        <w:rPr>
+          <w:b w:val="0"/>
+        </w:rPr>
+        <w:t xml:space="preserve">Point to the relevant step in the picture, then write the changed result and the rule or </w:t>
+      </w:r>
+      <w:r>
+        <w:rPr>
+          <w:b/>
+        </w:rPr>
+        <w:t>evidence</w:t>
+      </w:r>
+      <w:r>
+        <w:rPr>
+          <w:b w:val="0"/>
+        </w:rPr>
+        <w:t xml:space="preserve"> that supports it.. Return to this week and explain what you changed.</w:t>
       </w:r>
     </w:p>
     <w:p>
@@ -4334,8 +7432,61 @@
       </w:r>
     </w:p>
     <w:p>
-      <w:r>
-        <w:t>The browser lab lets you edit the supported Python examples already included in this lesson. Predict first, run, inspect the actual output or error, change one input, then run again. Keep code, predictions, actual results and a reasoned revision together. On paper, label your result as a trace rather than an execution.</w:t>
+      <w:pPr>
+        <w:spacing w:line="336" w:lineRule="auto" w:after="180"/>
+      </w:pPr>
+      <w:r>
+        <w:rPr>
+          <w:b w:val="0"/>
+        </w:rPr>
+        <w:t xml:space="preserve">The browser lab lets you edit the supported Python examples already included in this lesson. Predict first, run, inspect the actual </w:t>
+      </w:r>
+      <w:r>
+        <w:rPr>
+          <w:b/>
+        </w:rPr>
+        <w:t>output</w:t>
+      </w:r>
+      <w:r>
+        <w:rPr>
+          <w:b w:val="0"/>
+        </w:rPr>
+        <w:t xml:space="preserve"> or error, change one </w:t>
+      </w:r>
+      <w:r>
+        <w:rPr>
+          <w:b/>
+        </w:rPr>
+        <w:t>input</w:t>
+      </w:r>
+      <w:r>
+        <w:rPr>
+          <w:b w:val="0"/>
+        </w:rPr>
+        <w:t>, then run again.</w:t>
+      </w:r>
+    </w:p>
+    <w:p>
+      <w:pPr>
+        <w:spacing w:line="336" w:lineRule="auto" w:after="180"/>
+      </w:pPr>
+      <w:r>
+        <w:rPr>
+          <w:b w:val="0"/>
+        </w:rPr>
+        <w:t xml:space="preserve">Keep code, </w:t>
+      </w:r>
+      <w:r>
+        <w:rPr>
+          <w:b/>
+        </w:rPr>
+        <w:t>prediction</w:t>
+      </w:r>
+      <w:r>
+        <w:rPr>
+          <w:b w:val="0"/>
+        </w:rPr>
+        <w:t>s, actual results and a reasoned revision together. On paper, label your result as a trace rather than an execution.</w:t>
       </w:r>
     </w:p>
     <w:p>
@@ -4347,8 +7498,812 @@
       </w:r>
     </w:p>
     <w:p>
-      <w:r>
-        <w:t>Use Download completed work in the hosted lesson to export your answers, reflections, practice feedback and code-run evidence. Open the HTML copy to read or print it. Drafts stay in this browser when storage is available; clear drafts on a shared device.</w:t>
+      <w:pPr>
+        <w:spacing w:line="336" w:lineRule="auto" w:after="180"/>
+      </w:pPr>
+      <w:r>
+        <w:rPr>
+          <w:b w:val="0"/>
+        </w:rPr>
+        <w:t xml:space="preserve">Use Download completed work in the hosted lesson to export your answers, reflections, practice feedback and code-run </w:t>
+      </w:r>
+      <w:r>
+        <w:rPr>
+          <w:b/>
+        </w:rPr>
+        <w:t>evidence</w:t>
+      </w:r>
+      <w:r>
+        <w:rPr>
+          <w:b w:val="0"/>
+        </w:rPr>
+        <w:t>. Open the HTML copy to read or print it.</w:t>
+      </w:r>
+    </w:p>
+    <w:p>
+      <w:pPr>
+        <w:spacing w:line="336" w:lineRule="auto" w:after="180"/>
+      </w:pPr>
+      <w:r>
+        <w:rPr>
+          <w:b w:val="0"/>
+        </w:rPr>
+        <w:t>Drafts stay in this browser when storage is available; clear drafts on a shared device.</w:t>
+      </w:r>
+    </w:p>
+    <w:p>
+      <w:pPr>
+        <w:pStyle w:val="Heading1"/>
+      </w:pPr>
+      <w:r>
+        <w:t>19. Visual concept journey</w:t>
+      </w:r>
+    </w:p>
+    <w:p>
+      <w:r>
+        <w:t>Explain each Train a Regression Model graphic using its labels, deciding evidence and relevant limitation.</w:t>
+      </w:r>
+    </w:p>
+    <w:p>
+      <w:pPr>
+        <w:pStyle w:val="Heading3"/>
+      </w:pPr>
+      <w:r>
+        <w:t>01. Train a Regression Model: the case</w:t>
+      </w:r>
+    </w:p>
+    <w:p>
+      <w:r>
+        <w:drawing>
+          <wp:inline xmlns:a="http://schemas.openxmlformats.org/drawingml/2006/main" xmlns:pic="http://schemas.openxmlformats.org/drawingml/2006/picture">
+            <wp:extent cx="5486400" cy="2990088"/>
+            <wp:docPr id="22" name="Picture 22" descr="Fit a toy growth line from training pairs, then leave evaluation labels out of fitting. Supplied facts: Training(day, height):(0, 1),(1, 3),(2, 5). Candidates y=2x+1 and y=x+1. Evaluation pair:(3, 6). All inputs and outcomes in this worked example are invented classroom data; no real model run is claimed."/>
+            <wp:cNvGraphicFramePr>
+              <a:graphicFrameLocks noChangeAspect="1"/>
+            </wp:cNvGraphicFramePr>
+            <a:graphic>
+              <a:graphicData uri="http://schemas.openxmlformats.org/drawingml/2006/picture">
+                <pic:pic>
+                  <pic:nvPicPr>
+                    <pic:cNvPr id="0" name="academy-story-ai-4-22-01.png"/>
+                    <pic:cNvPicPr/>
+                  </pic:nvPicPr>
+                  <pic:blipFill>
+                    <a:blip r:embed="rId29"/>
+                    <a:stretch>
+                      <a:fillRect/>
+                    </a:stretch>
+                  </pic:blipFill>
+                  <pic:spPr>
+                    <a:xfrm>
+                      <a:off x="0" y="0"/>
+                      <a:ext cx="5486400" cy="2990088"/>
+                    </a:xfrm>
+                    <a:prstGeom prst="rect"/>
+                  </pic:spPr>
+                </pic:pic>
+              </a:graphicData>
+            </a:graphic>
+          </wp:inline>
+        </w:drawing>
+      </w:r>
+    </w:p>
+    <w:p>
+      <w:pPr>
+        <w:spacing w:line="336" w:lineRule="auto" w:after="180"/>
+      </w:pPr>
+      <w:r>
+        <w:rPr>
+          <w:b w:val="0"/>
+        </w:rPr>
+        <w:t xml:space="preserve">Fit a toy growth line from </w:t>
+      </w:r>
+      <w:r>
+        <w:rPr>
+          <w:b/>
+        </w:rPr>
+        <w:t>training</w:t>
+      </w:r>
+      <w:r>
+        <w:rPr>
+          <w:b w:val="0"/>
+        </w:rPr>
+        <w:t xml:space="preserve"> pairs, then leave evaluation labels out of </w:t>
+      </w:r>
+      <w:r>
+        <w:rPr>
+          <w:b/>
+        </w:rPr>
+        <w:t>fitting</w:t>
+      </w:r>
+      <w:r>
+        <w:rPr>
+          <w:b w:val="0"/>
+        </w:rPr>
+        <w:t xml:space="preserve">. Supplied facts: </w:t>
+      </w:r>
+      <w:r>
+        <w:rPr>
+          <w:b/>
+        </w:rPr>
+        <w:t>Training</w:t>
+      </w:r>
+      <w:r>
+        <w:rPr>
+          <w:b w:val="0"/>
+        </w:rPr>
+        <w:t>(day, height):(0, 1),(1, 3),(2, 5). Candidates y=2x+1 and y=x+1. Evaluation pair:(3, 6).</w:t>
+      </w:r>
+    </w:p>
+    <w:p>
+      <w:pPr>
+        <w:spacing w:line="336" w:lineRule="auto" w:after="180"/>
+      </w:pPr>
+      <w:r>
+        <w:rPr>
+          <w:b w:val="0"/>
+        </w:rPr>
+        <w:t xml:space="preserve">All </w:t>
+      </w:r>
+      <w:r>
+        <w:rPr>
+          <w:b/>
+        </w:rPr>
+        <w:t>input</w:t>
+      </w:r>
+      <w:r>
+        <w:rPr>
+          <w:b w:val="0"/>
+        </w:rPr>
+        <w:t>s and outcomes in this worked example are invented classroom data; no real model run is claimed.</w:t>
+      </w:r>
+    </w:p>
+    <w:p>
+      <w:pPr>
+        <w:spacing w:line="336" w:lineRule="auto" w:after="180"/>
+        <w:shd w:fill="F5F1FB"/>
+      </w:pPr>
+      <w:r>
+        <w:rPr>
+          <w:b w:val="0"/>
+        </w:rPr>
+        <w:t>Point to the given fact that matters most. Explain why it matters.</w:t>
+      </w:r>
+    </w:p>
+    <w:p>
+      <w:pPr>
+        <w:pStyle w:val="Heading3"/>
+      </w:pPr>
+      <w:r>
+        <w:t>02. Follow the deciding steps</w:t>
+      </w:r>
+    </w:p>
+    <w:p>
+      <w:r>
+        <w:drawing>
+          <wp:inline xmlns:a="http://schemas.openxmlformats.org/drawingml/2006/main" xmlns:pic="http://schemas.openxmlformats.org/drawingml/2006/picture">
+            <wp:extent cx="5486400" cy="3182112"/>
+            <wp:docPr id="23" name="Picture 23" descr="Calculate training fit: 2x+1 predicts 1, 3, 5 with SSE0; x+1 predicts 1, 2, 3 with SSE5. → Select line: Choose2x+1 under minimum training SSE. → Evaluate once: At day3 predict7 versus observed6: absolute error1 cm."/>
+            <wp:cNvGraphicFramePr>
+              <a:graphicFrameLocks noChangeAspect="1"/>
+            </wp:cNvGraphicFramePr>
+            <a:graphic>
+              <a:graphicData uri="http://schemas.openxmlformats.org/drawingml/2006/picture">
+                <pic:pic>
+                  <pic:nvPicPr>
+                    <pic:cNvPr id="0" name="academy-story-ai-4-22-02.png"/>
+                    <pic:cNvPicPr/>
+                  </pic:nvPicPr>
+                  <pic:blipFill>
+                    <a:blip r:embed="rId30"/>
+                    <a:stretch>
+                      <a:fillRect/>
+                    </a:stretch>
+                  </pic:blipFill>
+                  <pic:spPr>
+                    <a:xfrm>
+                      <a:off x="0" y="0"/>
+                      <a:ext cx="5486400" cy="3182112"/>
+                    </a:xfrm>
+                    <a:prstGeom prst="rect"/>
+                  </pic:spPr>
+                </pic:pic>
+              </a:graphicData>
+            </a:graphic>
+          </wp:inline>
+        </w:drawing>
+      </w:r>
+    </w:p>
+    <w:p>
+      <w:pPr>
+        <w:spacing w:line="336" w:lineRule="auto" w:after="180"/>
+      </w:pPr>
+      <w:r>
+        <w:rPr>
+          <w:b w:val="0"/>
+        </w:rPr>
+        <w:t xml:space="preserve">Calculate </w:t>
+      </w:r>
+      <w:r>
+        <w:rPr>
+          <w:b/>
+        </w:rPr>
+        <w:t>training</w:t>
+      </w:r>
+      <w:r>
+        <w:rPr>
+          <w:b w:val="0"/>
+        </w:rPr>
+        <w:t xml:space="preserve"> fit: 2x+1 predicts 1, 3, 5 with SSE0; x+1 predicts 1, 2, 3 with SSE5. → Select line: Choose2x+1 under minimum </w:t>
+      </w:r>
+      <w:r>
+        <w:rPr>
+          <w:b/>
+        </w:rPr>
+        <w:t>training</w:t>
+      </w:r>
+      <w:r>
+        <w:rPr>
+          <w:b w:val="0"/>
+        </w:rPr>
+        <w:t xml:space="preserve"> SSE. → Evaluate once: At day3 predict7 versus observed6: absolute error1 cm.</w:t>
+      </w:r>
+    </w:p>
+    <w:p>
+      <w:pPr>
+        <w:spacing w:line="336" w:lineRule="auto" w:after="180"/>
+        <w:shd w:fill="F5F1FB"/>
+      </w:pPr>
+      <w:r>
+        <w:rPr>
+          <w:b w:val="0"/>
+        </w:rPr>
+        <w:t xml:space="preserve">Point to each numbered stage and explain which recorded </w:t>
+      </w:r>
+      <w:r>
+        <w:rPr>
+          <w:b/>
+        </w:rPr>
+        <w:t>input</w:t>
+      </w:r>
+      <w:r>
+        <w:rPr>
+          <w:b w:val="0"/>
+        </w:rPr>
+        <w:t xml:space="preserve"> it uses.</w:t>
+      </w:r>
+    </w:p>
+    <w:p>
+      <w:pPr>
+        <w:pStyle w:val="Heading3"/>
+      </w:pPr>
+      <w:r>
+        <w:t>03. Fitting a line at a glance</w:t>
+      </w:r>
+    </w:p>
+    <w:p>
+      <w:r>
+        <w:drawing>
+          <wp:inline xmlns:a="http://schemas.openxmlformats.org/drawingml/2006/main" xmlns:pic="http://schemas.openxmlformats.org/drawingml/2006/picture">
+            <wp:extent cx="5486400" cy="2834640"/>
+            <wp:docPr id="24" name="Picture 24" descr="Fitting a line at a glance. Line A | Slope 1 intercept 1 | Training SSE 5. Line B | Slope 2 intercept 0 | Training SSE 3. Line C | Slope 2 intercept 1 | Training SSE 0"/>
+            <wp:cNvGraphicFramePr>
+              <a:graphicFrameLocks noChangeAspect="1"/>
+            </wp:cNvGraphicFramePr>
+            <a:graphic>
+              <a:graphicData uri="http://schemas.openxmlformats.org/drawingml/2006/picture">
+                <pic:pic>
+                  <pic:nvPicPr>
+                    <pic:cNvPr id="0" name="academy-story-ai-4-22-03.png"/>
+                    <pic:cNvPicPr/>
+                  </pic:nvPicPr>
+                  <pic:blipFill>
+                    <a:blip r:embed="rId31"/>
+                    <a:stretch>
+                      <a:fillRect/>
+                    </a:stretch>
+                  </pic:blipFill>
+                  <pic:spPr>
+                    <a:xfrm>
+                      <a:off x="0" y="0"/>
+                      <a:ext cx="5486400" cy="2834640"/>
+                    </a:xfrm>
+                    <a:prstGeom prst="rect"/>
+                  </pic:spPr>
+                </pic:pic>
+              </a:graphicData>
+            </a:graphic>
+          </wp:inline>
+        </w:drawing>
+      </w:r>
+    </w:p>
+    <w:p>
+      <w:pPr>
+        <w:spacing w:line="336" w:lineRule="auto" w:after="180"/>
+      </w:pPr>
+      <w:r>
+        <w:rPr>
+          <w:b/>
+        </w:rPr>
+        <w:t>Fitting</w:t>
+      </w:r>
+      <w:r>
+        <w:rPr>
+          <w:b w:val="0"/>
+        </w:rPr>
+        <w:t xml:space="preserve"> a line at a glance. Line A | </w:t>
+      </w:r>
+      <w:r>
+        <w:rPr>
+          <w:b/>
+        </w:rPr>
+        <w:t>Slope</w:t>
+      </w:r>
+      <w:r>
+        <w:rPr>
+          <w:b w:val="0"/>
+        </w:rPr>
+        <w:t xml:space="preserve"> 1 </w:t>
+      </w:r>
+      <w:r>
+        <w:rPr>
+          <w:b/>
+        </w:rPr>
+        <w:t>intercept</w:t>
+      </w:r>
+      <w:r>
+        <w:rPr>
+          <w:b w:val="0"/>
+        </w:rPr>
+        <w:t xml:space="preserve"> 1 | </w:t>
+      </w:r>
+      <w:r>
+        <w:rPr>
+          <w:b/>
+        </w:rPr>
+        <w:t>Training</w:t>
+      </w:r>
+      <w:r>
+        <w:rPr>
+          <w:b w:val="0"/>
+        </w:rPr>
+        <w:t xml:space="preserve"> SSE 5. Line B | </w:t>
+      </w:r>
+      <w:r>
+        <w:rPr>
+          <w:b/>
+        </w:rPr>
+        <w:t>Slope</w:t>
+      </w:r>
+      <w:r>
+        <w:rPr>
+          <w:b w:val="0"/>
+        </w:rPr>
+        <w:t xml:space="preserve"> 2 </w:t>
+      </w:r>
+      <w:r>
+        <w:rPr>
+          <w:b/>
+        </w:rPr>
+        <w:t>intercept</w:t>
+      </w:r>
+      <w:r>
+        <w:rPr>
+          <w:b w:val="0"/>
+        </w:rPr>
+        <w:t xml:space="preserve"> 0 | </w:t>
+      </w:r>
+      <w:r>
+        <w:rPr>
+          <w:b/>
+        </w:rPr>
+        <w:t>Training</w:t>
+      </w:r>
+      <w:r>
+        <w:rPr>
+          <w:b w:val="0"/>
+        </w:rPr>
+        <w:t xml:space="preserve"> SSE 3. Line C | </w:t>
+      </w:r>
+      <w:r>
+        <w:rPr>
+          <w:b/>
+        </w:rPr>
+        <w:t>Slope</w:t>
+      </w:r>
+      <w:r>
+        <w:rPr>
+          <w:b w:val="0"/>
+        </w:rPr>
+        <w:t xml:space="preserve"> 2 </w:t>
+      </w:r>
+      <w:r>
+        <w:rPr>
+          <w:b/>
+        </w:rPr>
+        <w:t>intercept</w:t>
+      </w:r>
+      <w:r>
+        <w:rPr>
+          <w:b w:val="0"/>
+        </w:rPr>
+        <w:t xml:space="preserve"> 1 | </w:t>
+      </w:r>
+      <w:r>
+        <w:rPr>
+          <w:b/>
+        </w:rPr>
+        <w:t>Training</w:t>
+      </w:r>
+      <w:r>
+        <w:rPr>
+          <w:b w:val="0"/>
+        </w:rPr>
+        <w:t xml:space="preserve"> SSE 0</w:t>
+      </w:r>
+    </w:p>
+    <w:p>
+      <w:pPr>
+        <w:spacing w:line="336" w:lineRule="auto" w:after="180"/>
+        <w:shd w:fill="F5F1FB"/>
+      </w:pPr>
+      <w:r>
+        <w:rPr>
+          <w:b w:val="0"/>
+        </w:rPr>
+        <w:t>Read the labels and values. Explain the relationship the model shows.</w:t>
+      </w:r>
+    </w:p>
+    <w:p>
+      <w:pPr>
+        <w:pStyle w:val="Heading3"/>
+      </w:pPr>
+      <w:r>
+        <w:t>04. Change one thing. Trace what follows.</w:t>
+      </w:r>
+    </w:p>
+    <w:p>
+      <w:r>
+        <w:drawing>
+          <wp:inline xmlns:a="http://schemas.openxmlformats.org/drawingml/2006/main" xmlns:pic="http://schemas.openxmlformats.org/drawingml/2006/picture">
+            <wp:extent cx="5486400" cy="3026664"/>
+            <wp:docPr id="25" name="Picture 25" descr="Original case: At day3 predict7 versus observed6: absolute error1 cm. Changed condition: Evaluation observation becomes8 instead of6. Expected result: Absolute evaluation error stays1 cm, but residual changes from-1 to+1. Reason: Prediction7 remains frozen; changed observation8 reverses the error direction."/>
+            <wp:cNvGraphicFramePr>
+              <a:graphicFrameLocks noChangeAspect="1"/>
+            </wp:cNvGraphicFramePr>
+            <a:graphic>
+              <a:graphicData uri="http://schemas.openxmlformats.org/drawingml/2006/picture">
+                <pic:pic>
+                  <pic:nvPicPr>
+                    <pic:cNvPr id="0" name="academy-story-ai-4-22-04.png"/>
+                    <pic:cNvPicPr/>
+                  </pic:nvPicPr>
+                  <pic:blipFill>
+                    <a:blip r:embed="rId32"/>
+                    <a:stretch>
+                      <a:fillRect/>
+                    </a:stretch>
+                  </pic:blipFill>
+                  <pic:spPr>
+                    <a:xfrm>
+                      <a:off x="0" y="0"/>
+                      <a:ext cx="5486400" cy="3026664"/>
+                    </a:xfrm>
+                    <a:prstGeom prst="rect"/>
+                  </pic:spPr>
+                </pic:pic>
+              </a:graphicData>
+            </a:graphic>
+          </wp:inline>
+        </w:drawing>
+      </w:r>
+    </w:p>
+    <w:p>
+      <w:pPr>
+        <w:spacing w:line="336" w:lineRule="auto" w:after="180"/>
+      </w:pPr>
+      <w:r>
+        <w:rPr>
+          <w:b w:val="0"/>
+        </w:rPr>
+        <w:t xml:space="preserve">Original case: At day3 predict7 versus observed6: absolute error1 cm. Changed condition: Evaluation </w:t>
+      </w:r>
+      <w:r>
+        <w:rPr>
+          <w:b/>
+        </w:rPr>
+        <w:t>observation</w:t>
+      </w:r>
+      <w:r>
+        <w:rPr>
+          <w:b w:val="0"/>
+        </w:rPr>
+        <w:t xml:space="preserve"> becomes8 instead of6. Expected result: Absolute evaluation error stays1 cm, but residual changes from-1 to+1.</w:t>
+      </w:r>
+    </w:p>
+    <w:p>
+      <w:pPr>
+        <w:spacing w:line="336" w:lineRule="auto" w:after="180"/>
+      </w:pPr>
+      <w:r>
+        <w:rPr>
+          <w:b w:val="0"/>
+        </w:rPr>
+        <w:t xml:space="preserve">Reason: </w:t>
+      </w:r>
+      <w:r>
+        <w:rPr>
+          <w:b/>
+        </w:rPr>
+        <w:t>Prediction</w:t>
+      </w:r>
+      <w:r>
+        <w:rPr>
+          <w:b w:val="0"/>
+        </w:rPr>
+        <w:t xml:space="preserve">7 remains frozen; changed </w:t>
+      </w:r>
+      <w:r>
+        <w:rPr>
+          <w:b/>
+        </w:rPr>
+        <w:t>observation</w:t>
+      </w:r>
+      <w:r>
+        <w:rPr>
+          <w:b w:val="0"/>
+        </w:rPr>
+        <w:t>8 reverses the error direction.</w:t>
+      </w:r>
+    </w:p>
+    <w:p>
+      <w:pPr>
+        <w:spacing w:line="336" w:lineRule="auto" w:after="180"/>
+        <w:shd w:fill="F5F1FB"/>
+      </w:pPr>
+      <w:r>
+        <w:rPr>
+          <w:b w:val="0"/>
+        </w:rPr>
+        <w:t>Predict before checking the worked changed-case result. Name what changed and what the supplied facts allow you to conclude.</w:t>
+      </w:r>
+    </w:p>
+    <w:p>
+      <w:pPr>
+        <w:pStyle w:val="Heading3"/>
+      </w:pPr>
+      <w:r>
+        <w:t>05. Connect the explanation to its limit</w:t>
+      </w:r>
+    </w:p>
+    <w:p>
+      <w:r>
+        <w:drawing>
+          <wp:inline xmlns:a="http://schemas.openxmlformats.org/drawingml/2006/main" xmlns:pic="http://schemas.openxmlformats.org/drawingml/2006/picture">
+            <wp:extent cx="5486400" cy="2834640"/>
+            <wp:docPr id="26" name="Picture 26" descr="Read the picture in order. At day3 predict7 versus observed6: absolute error1 cm. The arrows show which recorded input or intermediate result each decision uses. Explain the deciding step aloud before checking the changed case; pointing to the final answer alone does not show how it follows. Limit: An exact fit to three toy pairs does not establish a biological growth law or justify long-range extrapolation."/>
+            <wp:cNvGraphicFramePr>
+              <a:graphicFrameLocks noChangeAspect="1"/>
+            </wp:cNvGraphicFramePr>
+            <a:graphic>
+              <a:graphicData uri="http://schemas.openxmlformats.org/drawingml/2006/picture">
+                <pic:pic>
+                  <pic:nvPicPr>
+                    <pic:cNvPr id="0" name="academy-story-ai-4-22-05.png"/>
+                    <pic:cNvPicPr/>
+                  </pic:nvPicPr>
+                  <pic:blipFill>
+                    <a:blip r:embed="rId33"/>
+                    <a:stretch>
+                      <a:fillRect/>
+                    </a:stretch>
+                  </pic:blipFill>
+                  <pic:spPr>
+                    <a:xfrm>
+                      <a:off x="0" y="0"/>
+                      <a:ext cx="5486400" cy="2834640"/>
+                    </a:xfrm>
+                    <a:prstGeom prst="rect"/>
+                  </pic:spPr>
+                </pic:pic>
+              </a:graphicData>
+            </a:graphic>
+          </wp:inline>
+        </w:drawing>
+      </w:r>
+    </w:p>
+    <w:p>
+      <w:pPr>
+        <w:spacing w:line="336" w:lineRule="auto" w:after="180"/>
+      </w:pPr>
+      <w:r>
+        <w:rPr>
+          <w:b w:val="0"/>
+        </w:rPr>
+        <w:t xml:space="preserve">Read the picture in order. At day3 predict7 versus observed6: absolute error1 cm. The arrows show which recorded </w:t>
+      </w:r>
+      <w:r>
+        <w:rPr>
+          <w:b/>
+        </w:rPr>
+        <w:t>input</w:t>
+      </w:r>
+      <w:r>
+        <w:rPr>
+          <w:b w:val="0"/>
+        </w:rPr>
+        <w:t xml:space="preserve"> or intermediate result each decision uses.</w:t>
+      </w:r>
+    </w:p>
+    <w:p>
+      <w:pPr>
+        <w:spacing w:line="336" w:lineRule="auto" w:after="180"/>
+      </w:pPr>
+      <w:r>
+        <w:rPr>
+          <w:b w:val="0"/>
+        </w:rPr>
+        <w:t>Explain the deciding step aloud before checking the changed case; pointing to the final answer alone does not show how it follows.</w:t>
+      </w:r>
+    </w:p>
+    <w:p>
+      <w:pPr>
+        <w:spacing w:line="336" w:lineRule="auto" w:after="180"/>
+      </w:pPr>
+      <w:r>
+        <w:rPr>
+          <w:b w:val="0"/>
+        </w:rPr>
+        <w:t>Limit: An exact fit to three toy pairs does not establish a biological growth law or justify long-range extrapolation.</w:t>
+      </w:r>
+    </w:p>
+    <w:p>
+      <w:pPr>
+        <w:spacing w:line="336" w:lineRule="auto" w:after="180"/>
+        <w:shd w:fill="F5F1FB"/>
+      </w:pPr>
+      <w:r>
+        <w:rPr>
+          <w:b w:val="0"/>
+        </w:rPr>
+        <w:t>Explain the case, then point to a limit on the claim.</w:t>
+      </w:r>
+    </w:p>
+    <w:p>
+      <w:pPr>
+        <w:pStyle w:val="Heading3"/>
+      </w:pPr>
+      <w:r>
+        <w:t>06. Make the idea visible in your project</w:t>
+      </w:r>
+    </w:p>
+    <w:p>
+      <w:r>
+        <w:drawing>
+          <wp:inline xmlns:a="http://schemas.openxmlformats.org/drawingml/2006/main" xmlns:pic="http://schemas.openxmlformats.org/drawingml/2006/picture">
+            <wp:extent cx="5486400" cy="3681984"/>
+            <wp:docPr id="27" name="Picture 27" descr="For your Responsible Plant Classifier, save the input, procedure, observed result and limitation of this check. Label this worked example as practice; use a different, previously unreviewed case when checking independent understanding. Draw your input, deciding step, result and limit. Supported question: May day3’s evaluation label choose the candidate line? Point to the relevant step in the picture, then write the changed result and the rule or evidence that supports it."/>
+            <wp:cNvGraphicFramePr>
+              <a:graphicFrameLocks noChangeAspect="1"/>
+            </wp:cNvGraphicFramePr>
+            <a:graphic>
+              <a:graphicData uri="http://schemas.openxmlformats.org/drawingml/2006/picture">
+                <pic:pic>
+                  <pic:nvPicPr>
+                    <pic:cNvPr id="0" name="academy-story-ai-4-22-06.png"/>
+                    <pic:cNvPicPr/>
+                  </pic:nvPicPr>
+                  <pic:blipFill>
+                    <a:blip r:embed="rId34"/>
+                    <a:stretch>
+                      <a:fillRect/>
+                    </a:stretch>
+                  </pic:blipFill>
+                  <pic:spPr>
+                    <a:xfrm>
+                      <a:off x="0" y="0"/>
+                      <a:ext cx="5486400" cy="3681984"/>
+                    </a:xfrm>
+                    <a:prstGeom prst="rect"/>
+                  </pic:spPr>
+                </pic:pic>
+              </a:graphicData>
+            </a:graphic>
+          </wp:inline>
+        </w:drawing>
+      </w:r>
+    </w:p>
+    <w:p>
+      <w:pPr>
+        <w:spacing w:line="336" w:lineRule="auto" w:after="180"/>
+      </w:pPr>
+      <w:r>
+        <w:rPr>
+          <w:b w:val="0"/>
+        </w:rPr>
+        <w:t xml:space="preserve">For your Responsible Plant Classifier, save the </w:t>
+      </w:r>
+      <w:r>
+        <w:rPr>
+          <w:b/>
+        </w:rPr>
+        <w:t>input</w:t>
+      </w:r>
+      <w:r>
+        <w:rPr>
+          <w:b w:val="0"/>
+        </w:rPr>
+        <w:t>, procedure, observed result and limitation of this check.</w:t>
+      </w:r>
+    </w:p>
+    <w:p>
+      <w:pPr>
+        <w:spacing w:line="336" w:lineRule="auto" w:after="180"/>
+      </w:pPr>
+      <w:r>
+        <w:rPr>
+          <w:b w:val="0"/>
+        </w:rPr>
+        <w:t xml:space="preserve">Label this worked example as practice; use a different, previously unreviewed case when checking independent understanding. Draw your </w:t>
+      </w:r>
+      <w:r>
+        <w:rPr>
+          <w:b/>
+        </w:rPr>
+        <w:t>input</w:t>
+      </w:r>
+      <w:r>
+        <w:rPr>
+          <w:b w:val="0"/>
+        </w:rPr>
+        <w:t>, deciding step, result and limit.</w:t>
+      </w:r>
+    </w:p>
+    <w:p>
+      <w:pPr>
+        <w:spacing w:line="336" w:lineRule="auto" w:after="180"/>
+      </w:pPr>
+      <w:r>
+        <w:rPr>
+          <w:b w:val="0"/>
+        </w:rPr>
+        <w:t xml:space="preserve">Supported question: May day3’s evaluation label choose the candidate line? Point to the relevant step in the picture, then write the changed result and the rule or </w:t>
+      </w:r>
+      <w:r>
+        <w:rPr>
+          <w:b/>
+        </w:rPr>
+        <w:t>evidence</w:t>
+      </w:r>
+      <w:r>
+        <w:rPr>
+          <w:b w:val="0"/>
+        </w:rPr>
+        <w:t xml:space="preserve"> that supports it.</w:t>
+      </w:r>
+    </w:p>
+    <w:p>
+      <w:pPr>
+        <w:spacing w:line="336" w:lineRule="auto" w:after="180"/>
+        <w:shd w:fill="F5F1FB"/>
+      </w:pPr>
+      <w:r>
+        <w:rPr>
+          <w:b w:val="0"/>
+        </w:rPr>
+        <w:t xml:space="preserve">Draw your project trace and justify the deciding step using </w:t>
+      </w:r>
+      <w:r>
+        <w:rPr>
+          <w:b/>
+        </w:rPr>
+        <w:t>evidence</w:t>
+      </w:r>
+      <w:r>
+        <w:rPr>
+          <w:b w:val="0"/>
+        </w:rPr>
+        <w:t>.</w:t>
       </w:r>
     </w:p>
     <w:sectPr>
